--- a/交付成果/第4轮朗读优化版/朗读优化8周版/读书会11_十二缘起——生命流转的秘密_8周资料包（朗读优化版）/Word版/00_主持人总指南.docx
+++ b/交付成果/第4轮朗读优化版/朗读优化8周版/读书会11_十二缘起——生命流转的秘密_8周资料包（朗读优化版）/Word版/00_主持人总指南.docx
@@ -4,564 +4,500 @@
   <w:body>
     <w:p>
       <w:pPr>
-        <w:spacing w:before="160" w:after="80"/>
+        <w:jc w:val="right"/>
       </w:pPr>
       <w:r>
         <w:rPr>
-          <w:rFonts w:ascii="Microsoft YaHei" w:hAnsi="Microsoft YaHei" w:eastAsia="Microsoft YaHei"/>
+          <w:color w:val="888888"/>
+          <w:sz w:val="16"/>
+        </w:rPr>
+        <w:t>📅 最近更新：2026-09-22 17:18　|　第三版修订：学员版清理、元数据核错（8周版保留原6环节120分钟口径）</w:t>
+      </w:r>
+    </w:p>
+    <w:p>
+      <w:pPr>
+        <w:jc w:val="center"/>
+      </w:pPr>
+      <w:r>
+        <w:rPr>
           <w:b/>
           <w:color w:val="1F3864"/>
-          <w:sz w:val="34"/>
+          <w:sz w:val="36"/>
         </w:rPr>
         <w:t>🧭 十二缘起——生命流转的秘密 · 主持人总指南（读书会11）</w:t>
       </w:r>
     </w:p>
     <w:p>
       <w:pPr>
-        <w:spacing w:before="40" w:after="80"/>
-        <w:ind w:left="283"/>
-        <w:shd w:val="clear" w:color="auto" w:fill="EEF2F8"/>
+        <w:ind w:left="170"/>
         <w:pBdr>
-          <w:left w:val="single" w:sz="20" w:space="6" w:color="1F3864"/>
+          <w:left w:val="single" w:sz="18" w:space="4" w:color="1F3864"/>
         </w:pBdr>
+        <w:shd w:val="clear" w:fill="F2F5FA"/>
       </w:pPr>
       <w:r>
         <w:rPr>
           <w:b/>
-          <w:sz w:val="20"/>
         </w:rPr>
         <w:t>读书会11：十二缘起——生命流转的秘密（中阶，通用）</w:t>
       </w:r>
+    </w:p>
+    <w:p>
+      <w:pPr>
+        <w:ind w:left="170"/>
+        <w:pBdr>
+          <w:left w:val="single" w:sz="18" w:space="4" w:color="1F3864"/>
+        </w:pBdr>
+        <w:shd w:val="clear" w:fill="F2F5FA"/>
+      </w:pPr>
       <w:r>
         <w:rPr>
-          <w:sz w:val="20"/>
+          <w:b w:val="0"/>
         </w:rPr>
-        <w:t xml:space="preserve"> 基于知识库「古源尊者开示及上座部佛教资料」整理 适合：10人左右 · 每周1次 × 2小时 × 共8周 · 主持人零基础可带 ✅ </w:t>
+        <w:t>基于知识库「古源尊者开示及上座部佛教资料」整理</w:t>
+      </w:r>
+    </w:p>
+    <w:p>
+      <w:pPr>
+        <w:ind w:left="170"/>
+        <w:pBdr>
+          <w:left w:val="single" w:sz="18" w:space="4" w:color="1F3864"/>
+        </w:pBdr>
+        <w:shd w:val="clear" w:fill="F2F5FA"/>
+      </w:pPr>
+      <w:r>
+        <w:rPr>
+          <w:b w:val="0"/>
+        </w:rPr>
+        <w:t>适合：10人左右 · 每周1次 × 2小时 × 共8周 · 主持人零基础可带</w:t>
+      </w:r>
+    </w:p>
+    <w:p>
+      <w:pPr>
+        <w:ind w:left="170"/>
+        <w:pBdr>
+          <w:left w:val="single" w:sz="18" w:space="4" w:color="1F3864"/>
+        </w:pBdr>
+        <w:shd w:val="clear" w:fill="F2F5FA"/>
+      </w:pPr>
+      <w:r>
+        <w:rPr>
+          <w:b w:val="0"/>
+        </w:rPr>
+        <w:t xml:space="preserve">✅ </w:t>
       </w:r>
       <w:r>
         <w:rPr>
           <w:b/>
-          <w:sz w:val="20"/>
         </w:rPr>
         <w:t>全部原文文字已直接呈现在本资料包中（含《原文全集》），使用过程中无需再去查知识库</w:t>
       </w:r>
     </w:p>
     <w:p>
-      <w:pPr>
-        <w:spacing w:before="160" w:after="80"/>
-      </w:pPr>
       <w:r>
         <w:rPr>
-          <w:rFonts w:ascii="Microsoft YaHei" w:hAnsi="Microsoft YaHei" w:eastAsia="Microsoft YaHei"/>
           <w:b/>
           <w:color w:val="1F3864"/>
-          <w:sz w:val="28"/>
+          <w:sz w:val="26"/>
         </w:rPr>
         <w:t>一、本系列定位：十二缘起——生命流转的秘密（20系列之11）</w:t>
       </w:r>
     </w:p>
     <w:p>
       <w:pPr>
-        <w:ind w:left="340"/>
+        <w:pStyle w:val="ListBullet"/>
       </w:pPr>
       <w:r>
         <w:rPr>
-          <w:color w:val="1F3864"/>
-          <w:sz w:val="21"/>
-        </w:rPr>
-        <w:t xml:space="preserve">• </w:t>
-      </w:r>
-      <w:r>
-        <w:rPr>
-          <w:sz w:val="21"/>
+          <w:b w:val="0"/>
         </w:rPr>
         <w:t>本系列是整套20个系列读书会中的</w:t>
       </w:r>
       <w:r>
         <w:rPr>
           <w:b/>
-          <w:sz w:val="21"/>
         </w:rPr>
         <w:t>第11站</w:t>
       </w:r>
       <w:r>
         <w:rPr>
-          <w:sz w:val="21"/>
+          <w:b w:val="0"/>
         </w:rPr>
         <w:t>，主题为</w:t>
       </w:r>
       <w:r>
         <w:rPr>
           <w:b/>
-          <w:sz w:val="21"/>
         </w:rPr>
         <w:t>十二缘起——生命流转的秘密</w:t>
       </w:r>
       <w:r>
         <w:rPr>
-          <w:sz w:val="21"/>
+          <w:b w:val="0"/>
         </w:rPr>
         <w:t>：把"生命如何流转、苦如何集起"的机制，一支一支地看清楚——不是把名相背一遍，而是照着原文，看它如何在自己身上转。</w:t>
       </w:r>
     </w:p>
     <w:p>
       <w:pPr>
-        <w:ind w:left="340"/>
+        <w:pStyle w:val="ListBullet"/>
       </w:pPr>
       <w:r>
         <w:rPr>
-          <w:color w:val="1F3864"/>
-          <w:sz w:val="21"/>
-        </w:rPr>
-        <w:t xml:space="preserve">• </w:t>
-      </w:r>
-      <w:r>
-        <w:rPr>
-          <w:sz w:val="21"/>
+          <w:b w:val="0"/>
         </w:rPr>
         <w:t>义理上</w:t>
       </w:r>
       <w:r>
         <w:rPr>
           <w:b/>
-          <w:sz w:val="21"/>
         </w:rPr>
         <w:t>接续读书会08《四圣谛（一）——苦与集》</w:t>
       </w:r>
       <w:r>
         <w:rPr>
-          <w:sz w:val="21"/>
+          <w:b w:val="0"/>
         </w:rPr>
         <w:t>：集谛（苦之集）的总说在08讲清，本系列把其中</w:t>
       </w:r>
       <w:r>
         <w:rPr>
           <w:b/>
-          <w:sz w:val="21"/>
         </w:rPr>
         <w:t>"十二缘起"一支专门展开、逐支细讲</w:t>
       </w:r>
       <w:r>
         <w:rPr>
-          <w:sz w:val="21"/>
+          <w:b w:val="0"/>
         </w:rPr>
         <w:t>；同时与</w:t>
       </w:r>
       <w:r>
         <w:rPr>
           <w:b/>
-          <w:sz w:val="21"/>
         </w:rPr>
         <w:t>读书会12《缘起深入与二十四缘》</w:t>
       </w:r>
       <w:r>
         <w:rPr>
-          <w:sz w:val="21"/>
+          <w:b w:val="0"/>
         </w:rPr>
         <w:t>构成"缘起"主题的上下两站——</w:t>
       </w:r>
       <w:r>
         <w:rPr>
           <w:b/>
-          <w:sz w:val="21"/>
         </w:rPr>
         <w:t>11 讲十二支与三世两重因果（缘起法的"流转相"），12 再展开二十四缘各缘（缘起法的"关系网"）</w:t>
       </w:r>
       <w:r>
         <w:rPr>
-          <w:sz w:val="21"/>
+          <w:b w:val="0"/>
         </w:rPr>
         <w:t>。</w:t>
       </w:r>
     </w:p>
     <w:p>
       <w:pPr>
-        <w:ind w:left="340"/>
+        <w:pStyle w:val="ListBullet"/>
       </w:pPr>
       <w:r>
         <w:rPr>
-          <w:color w:val="1F3864"/>
-          <w:sz w:val="21"/>
-        </w:rPr>
-        <w:t xml:space="preserve">• </w:t>
-      </w:r>
-      <w:r>
-        <w:rPr>
-          <w:sz w:val="21"/>
+          <w:b w:val="0"/>
         </w:rPr>
         <w:t>主线一句话：</w:t>
       </w:r>
       <w:r>
         <w:rPr>
           <w:b/>
-          <w:sz w:val="21"/>
         </w:rPr>
         <w:t>W1 见缘起即见法（总说）→ W2 无明 → W3 行·识·名色 → W4 六入·触·受 → W5 爱·取·有 → W6 生·老死与缘起闭环 → W7 三世两重因果与二十行相 → W8 从缘起看解脱（三轮转与受缘爱下手处）</w:t>
       </w:r>
       <w:r>
         <w:rPr>
-          <w:sz w:val="21"/>
+          <w:b w:val="0"/>
         </w:rPr>
         <w:t>。</w:t>
       </w:r>
     </w:p>
     <w:p>
       <w:pPr>
-        <w:ind w:left="340"/>
+        <w:pStyle w:val="ListBullet"/>
       </w:pPr>
       <w:r>
         <w:rPr>
-          <w:color w:val="1F3864"/>
-          <w:sz w:val="21"/>
-        </w:rPr>
-        <w:t xml:space="preserve">• </w:t>
-      </w:r>
-      <w:r>
-        <w:rPr>
           <w:b/>
-          <w:sz w:val="21"/>
         </w:rPr>
         <w:t>十二支的次第即"观照的次第"</w:t>
       </w:r>
       <w:r>
         <w:rPr>
-          <w:sz w:val="21"/>
+          <w:b w:val="0"/>
         </w:rPr>
         <w:t>：W2–W6 顺着一支一支走（无明→行→识→名色→六入→触→受→爱→取→有→生→老死），W7 把三世两重因果合起来看成"有轮"，W8 回到</w:t>
       </w:r>
       <w:r>
         <w:rPr>
           <w:b/>
-          <w:sz w:val="21"/>
         </w:rPr>
         <w:t>今生唯一可下手处——受缘爱</w:t>
       </w:r>
       <w:r>
         <w:rPr>
-          <w:sz w:val="21"/>
+          <w:b w:val="0"/>
         </w:rPr>
         <w:t>。全程"从看清机制，到找到出口"。</w:t>
       </w:r>
     </w:p>
     <w:p>
       <w:pPr>
-        <w:ind w:left="340"/>
+        <w:pStyle w:val="ListBullet"/>
       </w:pPr>
       <w:r>
         <w:rPr>
-          <w:color w:val="1F3864"/>
-          <w:sz w:val="21"/>
-        </w:rPr>
-        <w:t xml:space="preserve">• </w:t>
-      </w:r>
-      <w:r>
-        <w:rPr>
-          <w:sz w:val="21"/>
+          <w:b w:val="0"/>
         </w:rPr>
         <w:t>每一支都"即学即用"：本系列不预设任何阿毗达摩或禅修基础，讨论题、禅修练习、作业全部零门槛，可独立参加。</w:t>
       </w:r>
     </w:p>
     <w:p>
       <w:pPr>
-        <w:ind w:left="340"/>
+        <w:pStyle w:val="ListBullet"/>
       </w:pPr>
       <w:r>
         <w:rPr>
-          <w:color w:val="1F3864"/>
-          <w:sz w:val="21"/>
-        </w:rPr>
-        <w:t xml:space="preserve">• </w:t>
-      </w:r>
-      <w:r>
-        <w:rPr>
-          <w:sz w:val="21"/>
+          <w:b w:val="0"/>
         </w:rPr>
         <w:t>本系列</w:t>
       </w:r>
       <w:r>
         <w:rPr>
           <w:b/>
-          <w:sz w:val="21"/>
         </w:rPr>
         <w:t>不展开</w:t>
       </w:r>
       <w:r>
         <w:rPr>
-          <w:sz w:val="21"/>
+          <w:b w:val="0"/>
         </w:rPr>
         <w:t>的内容（已归邻系列，详见第七节"跨系列边界说明"，均在《_制作蓝图_读书11.md》注明）：二十四缘／道缘各缘的展开（归</w:t>
       </w:r>
       <w:r>
         <w:rPr>
           <w:b/>
-          <w:sz w:val="21"/>
         </w:rPr>
         <w:t>12</w:t>
       </w:r>
       <w:r>
         <w:rPr>
-          <w:sz w:val="21"/>
+          <w:b w:val="0"/>
         </w:rPr>
         <w:t>）、安般十六步与取相禅相详法（归</w:t>
       </w:r>
       <w:r>
         <w:rPr>
           <w:b/>
-          <w:sz w:val="21"/>
         </w:rPr>
         <w:t>01</w:t>
       </w:r>
       <w:r>
         <w:rPr>
-          <w:sz w:val="21"/>
+          <w:b w:val="0"/>
         </w:rPr>
         <w:t>）、《应作慈爱经》整篇（归</w:t>
       </w:r>
       <w:r>
         <w:rPr>
           <w:b/>
-          <w:sz w:val="21"/>
         </w:rPr>
         <w:t>02</w:t>
       </w:r>
       <w:r>
         <w:rPr>
-          <w:sz w:val="21"/>
+          <w:b w:val="0"/>
         </w:rPr>
         <w:t>）、四护卫禅（归</w:t>
       </w:r>
       <w:r>
         <w:rPr>
           <w:b/>
-          <w:sz w:val="21"/>
         </w:rPr>
         <w:t>03</w:t>
       </w:r>
       <w:r>
         <w:rPr>
-          <w:sz w:val="21"/>
+          <w:b w:val="0"/>
         </w:rPr>
         <w:t>）、戒条开遮持犯（归</w:t>
       </w:r>
       <w:r>
         <w:rPr>
           <w:b/>
-          <w:sz w:val="21"/>
         </w:rPr>
         <w:t>04</w:t>
       </w:r>
       <w:r>
         <w:rPr>
-          <w:sz w:val="21"/>
+          <w:b w:val="0"/>
         </w:rPr>
         <w:t>）、日常正念正知的生活化展开（归</w:t>
       </w:r>
       <w:r>
         <w:rPr>
           <w:b/>
-          <w:sz w:val="21"/>
         </w:rPr>
         <w:t>05</w:t>
       </w:r>
       <w:r>
         <w:rPr>
-          <w:sz w:val="21"/>
+          <w:b w:val="0"/>
         </w:rPr>
         <w:t>）、身念处十随念与威仪路详法（归</w:t>
       </w:r>
       <w:r>
         <w:rPr>
           <w:b/>
-          <w:sz w:val="21"/>
         </w:rPr>
         <w:t>06</w:t>
       </w:r>
       <w:r>
         <w:rPr>
-          <w:sz w:val="21"/>
+          <w:b w:val="0"/>
         </w:rPr>
         <w:t>）、186–196讲各版本（归</w:t>
       </w:r>
       <w:r>
         <w:rPr>
           <w:b/>
-          <w:sz w:val="21"/>
         </w:rPr>
         <w:t>07/08</w:t>
       </w:r>
       <w:r>
         <w:rPr>
-          <w:sz w:val="21"/>
+          <w:b w:val="0"/>
         </w:rPr>
         <w:t>）、灭谛与道谛整体架构（归</w:t>
       </w:r>
       <w:r>
         <w:rPr>
           <w:b/>
-          <w:sz w:val="21"/>
         </w:rPr>
         <w:t>09</w:t>
       </w:r>
       <w:r>
         <w:rPr>
-          <w:sz w:val="21"/>
+          <w:b w:val="0"/>
         </w:rPr>
         <w:t>）、八正道逐支实践（归</w:t>
       </w:r>
       <w:r>
         <w:rPr>
           <w:b/>
-          <w:sz w:val="21"/>
         </w:rPr>
         <w:t>10</w:t>
       </w:r>
       <w:r>
         <w:rPr>
-          <w:sz w:val="21"/>
+          <w:b w:val="0"/>
         </w:rPr>
         <w:t>）。</w:t>
       </w:r>
     </w:p>
     <w:p>
-      <w:pPr>
-        <w:spacing w:before="160" w:after="80"/>
-      </w:pPr>
       <w:r>
         <w:rPr>
-          <w:rFonts w:ascii="Microsoft YaHei" w:hAnsi="Microsoft YaHei" w:eastAsia="Microsoft YaHei"/>
           <w:b/>
           <w:color w:val="1F3864"/>
-          <w:sz w:val="28"/>
+          <w:sz w:val="26"/>
         </w:rPr>
         <w:t>二、你不是老师，是"共学同行者"</w:t>
       </w:r>
     </w:p>
     <w:p>
       <w:pPr>
-        <w:ind w:left="340"/>
+        <w:pStyle w:val="ListBullet"/>
       </w:pPr>
       <w:r>
         <w:rPr>
-          <w:color w:val="1F3864"/>
-          <w:sz w:val="21"/>
-        </w:rPr>
-        <w:t xml:space="preserve">• </w:t>
-      </w:r>
-      <w:r>
-        <w:rPr>
-          <w:sz w:val="21"/>
+          <w:b w:val="0"/>
         </w:rPr>
         <w:t>本读书会的每一讲都可以换新主持人；主持人自己也是新人，</w:t>
       </w:r>
       <w:r>
         <w:rPr>
           <w:b/>
-          <w:sz w:val="21"/>
         </w:rPr>
         <w:t>不需要懂阿毗达摩、不需要解释法义</w:t>
       </w:r>
       <w:r>
         <w:rPr>
-          <w:sz w:val="21"/>
+          <w:b w:val="0"/>
         </w:rPr>
         <w:t>。</w:t>
       </w:r>
     </w:p>
     <w:p>
       <w:pPr>
-        <w:ind w:left="340"/>
+        <w:pStyle w:val="ListBullet"/>
       </w:pPr>
       <w:r>
         <w:rPr>
-          <w:color w:val="1F3864"/>
-          <w:sz w:val="21"/>
-        </w:rPr>
-        <w:t xml:space="preserve">• </w:t>
-      </w:r>
-      <w:r>
-        <w:rPr>
-          <w:sz w:val="21"/>
+          <w:b w:val="0"/>
         </w:rPr>
         <w:t>你的全部职责：按流程推进、让大家轮流读原文、确保每个人都被听见、时间到了就推进、最后一起回向。</w:t>
       </w:r>
     </w:p>
     <w:p>
       <w:pPr>
-        <w:ind w:left="340"/>
+        <w:pStyle w:val="ListBullet"/>
       </w:pPr>
       <w:r>
         <w:rPr>
-          <w:color w:val="1F3864"/>
-          <w:sz w:val="21"/>
-        </w:rPr>
-        <w:t xml:space="preserve">• </w:t>
-      </w:r>
-      <w:r>
-        <w:rPr>
-          <w:sz w:val="21"/>
+          <w:b w:val="0"/>
         </w:rPr>
         <w:t>有人问"这个词什么意思"——标准答案："我们跟着原文读，读几周自然就熟了。"</w:t>
       </w:r>
     </w:p>
     <w:p>
       <w:pPr>
-        <w:ind w:left="340"/>
+        <w:pStyle w:val="ListBullet"/>
       </w:pPr>
       <w:r>
         <w:rPr>
-          <w:color w:val="1F3864"/>
-          <w:sz w:val="21"/>
-        </w:rPr>
-        <w:t xml:space="preserve">• </w:t>
-      </w:r>
-      <w:r>
-        <w:rPr>
-          <w:sz w:val="21"/>
+          <w:b w:val="0"/>
         </w:rPr>
         <w:t>有人问"正确答案是什么"——标准答案："先听听大家的看法。"原文说了什么，比"谁说得对"重要。</w:t>
       </w:r>
     </w:p>
     <w:p>
       <w:pPr>
-        <w:ind w:left="340"/>
+        <w:pStyle w:val="ListBullet"/>
       </w:pPr>
       <w:r>
         <w:rPr>
-          <w:color w:val="1F3864"/>
-          <w:sz w:val="21"/>
-        </w:rPr>
-        <w:t xml:space="preserve">• </w:t>
-      </w:r>
-      <w:r>
-        <w:rPr>
-          <w:sz w:val="21"/>
+          <w:b w:val="0"/>
         </w:rPr>
         <w:t>十二缘起系列特别提示：本系列讲的是"机制"，不是"定罪"。学员若把"无明""爱取"当成道德指责（"我业障重""我这辈子完了"），主持人要温和拉回——</w:t>
       </w:r>
       <w:r>
         <w:rPr>
           <w:b/>
-          <w:sz w:val="21"/>
         </w:rPr>
         <w:t>"缘起是观察，不是审判；看见条件，是为了改变。"</w:t>
       </w:r>
       <w:r>
         <w:rPr>
-          <w:sz w:val="21"/>
+          <w:b w:val="0"/>
         </w:rPr>
         <w:t>这是全系列反复定调的基调，也是收官周的基本礼仪。</w:t>
       </w:r>
     </w:p>
     <w:p>
-      <w:pPr>
-        <w:spacing w:before="160" w:after="80"/>
-      </w:pPr>
       <w:r>
         <w:rPr>
-          <w:rFonts w:ascii="Microsoft YaHei" w:hAnsi="Microsoft YaHei" w:eastAsia="Microsoft YaHei"/>
           <w:b/>
           <w:color w:val="1F3864"/>
-          <w:sz w:val="28"/>
+          <w:sz w:val="26"/>
         </w:rPr>
         <w:t>三、120分钟标准流程（每周相同）</w:t>
       </w:r>
@@ -570,7 +506,6 @@
       <w:tblPr>
         <w:tblStyle w:val="TableGrid"/>
         <w:tblW w:type="auto" w:w="0"/>
-        <w:jc w:val="center"/>
         <w:tblLook w:firstColumn="1" w:firstRow="1" w:lastColumn="0" w:lastRow="0" w:noHBand="0" w:noVBand="1" w:val="04A0"/>
       </w:tblPr>
       <w:tblGrid>
@@ -582,17 +517,20 @@
         <w:tc>
           <w:tcPr>
             <w:tcW w:type="dxa" w:w="3213"/>
-            <w:shd w:val="clear" w:color="auto" w:fill="1F3864"/>
+            <w:shd w:val="clear" w:fill="1F3864"/>
           </w:tcPr>
           <w:p>
-            <w:pPr>
-              <w:spacing w:after="20"/>
-            </w:pPr>
             <w:r>
               <w:rPr>
-                <w:b/>
                 <w:color w:val="FFFFFF"/>
-                <w:sz w:val="19"/>
+                <w:sz w:val="18"/>
+              </w:rPr>
+            </w:r>
+            <w:r>
+              <w:rPr>
+                <w:b w:val="0"/>
+                <w:color w:val="FFFFFF"/>
+                <w:sz w:val="18"/>
               </w:rPr>
               <w:t>环节</w:t>
             </w:r>
@@ -601,17 +539,20 @@
         <w:tc>
           <w:tcPr>
             <w:tcW w:type="dxa" w:w="3213"/>
-            <w:shd w:val="clear" w:color="auto" w:fill="1F3864"/>
+            <w:shd w:val="clear" w:fill="1F3864"/>
           </w:tcPr>
           <w:p>
-            <w:pPr>
-              <w:spacing w:after="20"/>
-            </w:pPr>
             <w:r>
               <w:rPr>
-                <w:b/>
                 <w:color w:val="FFFFFF"/>
-                <w:sz w:val="19"/>
+                <w:sz w:val="18"/>
+              </w:rPr>
+            </w:r>
+            <w:r>
+              <w:rPr>
+                <w:b w:val="0"/>
+                <w:color w:val="FFFFFF"/>
+                <w:sz w:val="18"/>
               </w:rPr>
               <w:t>时长</w:t>
             </w:r>
@@ -620,17 +561,20 @@
         <w:tc>
           <w:tcPr>
             <w:tcW w:type="dxa" w:w="3213"/>
-            <w:shd w:val="clear" w:color="auto" w:fill="1F3864"/>
+            <w:shd w:val="clear" w:fill="1F3864"/>
           </w:tcPr>
           <w:p>
-            <w:pPr>
-              <w:spacing w:after="20"/>
-            </w:pPr>
             <w:r>
               <w:rPr>
-                <w:b/>
                 <w:color w:val="FFFFFF"/>
-                <w:sz w:val="19"/>
+                <w:sz w:val="18"/>
+              </w:rPr>
+            </w:r>
+            <w:r>
+              <w:rPr>
+                <w:b w:val="0"/>
+                <w:color w:val="FFFFFF"/>
+                <w:sz w:val="18"/>
               </w:rPr>
               <w:t>内容</w:t>
             </w:r>
@@ -643,12 +587,15 @@
             <w:tcW w:type="dxa" w:w="3213"/>
           </w:tcPr>
           <w:p>
-            <w:pPr>
-              <w:spacing w:after="20"/>
-            </w:pPr>
             <w:r>
               <w:rPr>
-                <w:sz w:val="19"/>
+                <w:sz w:val="18"/>
+              </w:rPr>
+            </w:r>
+            <w:r>
+              <w:rPr>
+                <w:b w:val="0"/>
+                <w:sz w:val="18"/>
               </w:rPr>
               <w:t>🧘 静心开场</w:t>
             </w:r>
@@ -659,12 +606,15 @@
             <w:tcW w:type="dxa" w:w="3213"/>
           </w:tcPr>
           <w:p>
-            <w:pPr>
-              <w:spacing w:after="20"/>
-            </w:pPr>
             <w:r>
               <w:rPr>
-                <w:sz w:val="19"/>
+                <w:sz w:val="18"/>
+              </w:rPr>
+            </w:r>
+            <w:r>
+              <w:rPr>
+                <w:b w:val="0"/>
+                <w:sz w:val="18"/>
               </w:rPr>
               <w:t>10 min</w:t>
             </w:r>
@@ -675,12 +625,15 @@
             <w:tcW w:type="dxa" w:w="3213"/>
           </w:tcPr>
           <w:p>
-            <w:pPr>
-              <w:spacing w:after="20"/>
-            </w:pPr>
             <w:r>
               <w:rPr>
-                <w:sz w:val="19"/>
+                <w:sz w:val="18"/>
+              </w:rPr>
+            </w:r>
+            <w:r>
+              <w:rPr>
+                <w:b w:val="0"/>
+                <w:sz w:val="18"/>
               </w:rPr>
               <w:t>静坐1分钟＋主持人引导语（每讲已写好，照读即可）</w:t>
             </w:r>
@@ -691,15 +644,18 @@
         <w:tc>
           <w:tcPr>
             <w:tcW w:type="dxa" w:w="3213"/>
-            <w:shd w:val="clear" w:color="auto" w:fill="F2F2F2"/>
+            <w:shd w:val="clear" w:fill="F2F5FA"/>
           </w:tcPr>
           <w:p>
-            <w:pPr>
-              <w:spacing w:after="20"/>
-            </w:pPr>
             <w:r>
               <w:rPr>
-                <w:sz w:val="19"/>
+                <w:sz w:val="18"/>
+              </w:rPr>
+            </w:r>
+            <w:r>
+              <w:rPr>
+                <w:b w:val="0"/>
+                <w:sz w:val="18"/>
               </w:rPr>
               <w:t>📖 共读原文</w:t>
             </w:r>
@@ -708,15 +664,18 @@
         <w:tc>
           <w:tcPr>
             <w:tcW w:type="dxa" w:w="3213"/>
-            <w:shd w:val="clear" w:color="auto" w:fill="F2F2F2"/>
+            <w:shd w:val="clear" w:fill="F2F5FA"/>
           </w:tcPr>
           <w:p>
-            <w:pPr>
-              <w:spacing w:after="20"/>
-            </w:pPr>
             <w:r>
               <w:rPr>
-                <w:sz w:val="19"/>
+                <w:sz w:val="18"/>
+              </w:rPr>
+            </w:r>
+            <w:r>
+              <w:rPr>
+                <w:b w:val="0"/>
+                <w:sz w:val="18"/>
               </w:rPr>
               <w:t>25 min</w:t>
             </w:r>
@@ -725,15 +684,18 @@
         <w:tc>
           <w:tcPr>
             <w:tcW w:type="dxa" w:w="3213"/>
-            <w:shd w:val="clear" w:color="auto" w:fill="F2F2F2"/>
+            <w:shd w:val="clear" w:fill="F2F5FA"/>
           </w:tcPr>
           <w:p>
-            <w:pPr>
-              <w:spacing w:after="20"/>
-            </w:pPr>
             <w:r>
               <w:rPr>
-                <w:sz w:val="19"/>
+                <w:sz w:val="18"/>
+              </w:rPr>
+            </w:r>
+            <w:r>
+              <w:rPr>
+                <w:b w:val="0"/>
+                <w:sz w:val="18"/>
               </w:rPr>
               <w:t>2—4段原文，轮流朗读；★核心必读／◈扩展可选</w:t>
             </w:r>
@@ -746,12 +708,15 @@
             <w:tcW w:type="dxa" w:w="3213"/>
           </w:tcPr>
           <w:p>
-            <w:pPr>
-              <w:spacing w:after="20"/>
-            </w:pPr>
             <w:r>
               <w:rPr>
-                <w:sz w:val="19"/>
+                <w:sz w:val="18"/>
+              </w:rPr>
+            </w:r>
+            <w:r>
+              <w:rPr>
+                <w:b w:val="0"/>
+                <w:sz w:val="18"/>
               </w:rPr>
               <w:t>💬 第一轮分享</w:t>
             </w:r>
@@ -762,12 +727,15 @@
             <w:tcW w:type="dxa" w:w="3213"/>
           </w:tcPr>
           <w:p>
-            <w:pPr>
-              <w:spacing w:after="20"/>
-            </w:pPr>
             <w:r>
               <w:rPr>
-                <w:sz w:val="19"/>
+                <w:sz w:val="18"/>
+              </w:rPr>
+            </w:r>
+            <w:r>
+              <w:rPr>
+                <w:b w:val="0"/>
+                <w:sz w:val="18"/>
               </w:rPr>
               <w:t>20 min</w:t>
             </w:r>
@@ -778,12 +746,15 @@
             <w:tcW w:type="dxa" w:w="3213"/>
           </w:tcPr>
           <w:p>
-            <w:pPr>
-              <w:spacing w:after="20"/>
-            </w:pPr>
             <w:r>
               <w:rPr>
-                <w:sz w:val="19"/>
+                <w:sz w:val="18"/>
+              </w:rPr>
+            </w:r>
+            <w:r>
+              <w:rPr>
+                <w:b w:val="0"/>
+                <w:sz w:val="18"/>
               </w:rPr>
               <w:t>每人说一句"最触动我的话"，只说不评论</w:t>
             </w:r>
@@ -794,15 +765,18 @@
         <w:tc>
           <w:tcPr>
             <w:tcW w:type="dxa" w:w="3213"/>
-            <w:shd w:val="clear" w:color="auto" w:fill="F2F2F2"/>
+            <w:shd w:val="clear" w:fill="F2F5FA"/>
           </w:tcPr>
           <w:p>
-            <w:pPr>
-              <w:spacing w:after="20"/>
-            </w:pPr>
             <w:r>
               <w:rPr>
-                <w:sz w:val="19"/>
+                <w:sz w:val="18"/>
+              </w:rPr>
+            </w:r>
+            <w:r>
+              <w:rPr>
+                <w:b w:val="0"/>
+                <w:sz w:val="18"/>
               </w:rPr>
               <w:t>🎯 主题讨论</w:t>
             </w:r>
@@ -811,15 +785,18 @@
         <w:tc>
           <w:tcPr>
             <w:tcW w:type="dxa" w:w="3213"/>
-            <w:shd w:val="clear" w:color="auto" w:fill="F2F2F2"/>
+            <w:shd w:val="clear" w:fill="F2F5FA"/>
           </w:tcPr>
           <w:p>
-            <w:pPr>
-              <w:spacing w:after="20"/>
-            </w:pPr>
             <w:r>
               <w:rPr>
-                <w:sz w:val="19"/>
+                <w:sz w:val="18"/>
+              </w:rPr>
+            </w:r>
+            <w:r>
+              <w:rPr>
+                <w:b w:val="0"/>
+                <w:sz w:val="18"/>
               </w:rPr>
               <w:t>35 min</w:t>
             </w:r>
@@ -828,15 +805,18 @@
         <w:tc>
           <w:tcPr>
             <w:tcW w:type="dxa" w:w="3213"/>
-            <w:shd w:val="clear" w:color="auto" w:fill="F2F2F2"/>
+            <w:shd w:val="clear" w:fill="F2F5FA"/>
           </w:tcPr>
           <w:p>
-            <w:pPr>
-              <w:spacing w:after="20"/>
-            </w:pPr>
             <w:r>
               <w:rPr>
-                <w:sz w:val="19"/>
+                <w:sz w:val="18"/>
+              </w:rPr>
+            </w:r>
+            <w:r>
+              <w:rPr>
+                <w:b w:val="0"/>
+                <w:sz w:val="18"/>
               </w:rPr>
               <w:t>3个问题（问题①★必答），主持人只引导不给答案</w:t>
             </w:r>
@@ -849,12 +829,15 @@
             <w:tcW w:type="dxa" w:w="3213"/>
           </w:tcPr>
           <w:p>
-            <w:pPr>
-              <w:spacing w:after="20"/>
-            </w:pPr>
             <w:r>
               <w:rPr>
-                <w:sz w:val="19"/>
+                <w:sz w:val="18"/>
+              </w:rPr>
+            </w:r>
+            <w:r>
+              <w:rPr>
+                <w:b w:val="0"/>
+                <w:sz w:val="18"/>
               </w:rPr>
               <w:t>🧘 禅修练习</w:t>
             </w:r>
@@ -865,12 +848,15 @@
             <w:tcW w:type="dxa" w:w="3213"/>
           </w:tcPr>
           <w:p>
-            <w:pPr>
-              <w:spacing w:after="20"/>
-            </w:pPr>
             <w:r>
               <w:rPr>
-                <w:sz w:val="19"/>
+                <w:sz w:val="18"/>
+              </w:rPr>
+            </w:r>
+            <w:r>
+              <w:rPr>
+                <w:b w:val="0"/>
+                <w:sz w:val="18"/>
               </w:rPr>
               <w:t>15 min</w:t>
             </w:r>
@@ -881,12 +867,15 @@
             <w:tcW w:type="dxa" w:w="3213"/>
           </w:tcPr>
           <w:p>
-            <w:pPr>
-              <w:spacing w:after="20"/>
-            </w:pPr>
             <w:r>
               <w:rPr>
-                <w:sz w:val="19"/>
+                <w:sz w:val="18"/>
+              </w:rPr>
+            </w:r>
+            <w:r>
+              <w:rPr>
+                <w:b w:val="0"/>
+                <w:sz w:val="18"/>
               </w:rPr>
               <w:t>照读本讲引导词（每讲已写好，全部零门槛，照读即可）</w:t>
             </w:r>
@@ -897,15 +886,18 @@
         <w:tc>
           <w:tcPr>
             <w:tcW w:type="dxa" w:w="3213"/>
-            <w:shd w:val="clear" w:color="auto" w:fill="F2F2F2"/>
+            <w:shd w:val="clear" w:fill="F2F5FA"/>
           </w:tcPr>
           <w:p>
-            <w:pPr>
-              <w:spacing w:after="20"/>
-            </w:pPr>
             <w:r>
               <w:rPr>
-                <w:sz w:val="19"/>
+                <w:sz w:val="18"/>
+              </w:rPr>
+            </w:r>
+            <w:r>
+              <w:rPr>
+                <w:b w:val="0"/>
+                <w:sz w:val="18"/>
               </w:rPr>
               <w:t>🔚 收尾回向</w:t>
             </w:r>
@@ -914,15 +906,18 @@
         <w:tc>
           <w:tcPr>
             <w:tcW w:type="dxa" w:w="3213"/>
-            <w:shd w:val="clear" w:color="auto" w:fill="F2F2F2"/>
+            <w:shd w:val="clear" w:fill="F2F5FA"/>
           </w:tcPr>
           <w:p>
-            <w:pPr>
-              <w:spacing w:after="20"/>
-            </w:pPr>
             <w:r>
               <w:rPr>
-                <w:sz w:val="19"/>
+                <w:sz w:val="18"/>
+              </w:rPr>
+            </w:r>
+            <w:r>
+              <w:rPr>
+                <w:b w:val="0"/>
+                <w:sz w:val="18"/>
               </w:rPr>
               <w:t>15 min</w:t>
             </w:r>
@@ -931,15 +926,18 @@
         <w:tc>
           <w:tcPr>
             <w:tcW w:type="dxa" w:w="3213"/>
-            <w:shd w:val="clear" w:color="auto" w:fill="F2F2F2"/>
+            <w:shd w:val="clear" w:fill="F2F5FA"/>
           </w:tcPr>
           <w:p>
-            <w:pPr>
-              <w:spacing w:after="20"/>
-            </w:pPr>
             <w:r>
               <w:rPr>
-                <w:sz w:val="19"/>
+                <w:sz w:val="18"/>
+              </w:rPr>
+            </w:r>
+            <w:r>
+              <w:rPr>
+                <w:b w:val="0"/>
+                <w:sz w:val="18"/>
               </w:rPr>
               <w:t>一句话收获→下周预告→作业→回向文</w:t>
             </w:r>
@@ -950,144 +948,106 @@
     <w:p>
       <w:r>
         <w:rPr>
-          <w:sz w:val="21"/>
+          <w:b w:val="0"/>
         </w:rPr>
         <w:t>各环节主持要点（十二缘起系列版）：</w:t>
       </w:r>
     </w:p>
     <w:p>
       <w:pPr>
-        <w:ind w:left="340"/>
+        <w:pStyle w:val="ListBullet"/>
       </w:pPr>
       <w:r>
         <w:rPr>
-          <w:color w:val="1F3864"/>
-          <w:sz w:val="21"/>
-        </w:rPr>
-        <w:t xml:space="preserve">• </w:t>
-      </w:r>
-      <w:r>
-        <w:rPr>
           <w:b/>
-          <w:sz w:val="21"/>
         </w:rPr>
         <w:t>共读原文</w:t>
       </w:r>
       <w:r>
         <w:rPr>
-          <w:sz w:val="21"/>
+          <w:b w:val="0"/>
         </w:rPr>
         <w:t>：本系列每周材料编号①②（③④为补充／扩展），朗读顺序按每周文档的★／◈标记走；遇到音声转写段落，括注（ ）内为整理注记，朗读时跳过。</w:t>
       </w:r>
     </w:p>
     <w:p>
       <w:pPr>
-        <w:ind w:left="340"/>
+        <w:pStyle w:val="ListBullet"/>
       </w:pPr>
       <w:r>
         <w:rPr>
-          <w:color w:val="1F3864"/>
-          <w:sz w:val="21"/>
-        </w:rPr>
-        <w:t xml:space="preserve">• </w:t>
-      </w:r>
-      <w:r>
-        <w:rPr>
           <w:b/>
-          <w:sz w:val="21"/>
         </w:rPr>
         <w:t>第一轮分享</w:t>
       </w:r>
       <w:r>
         <w:rPr>
-          <w:sz w:val="21"/>
+          <w:b w:val="0"/>
         </w:rPr>
         <w:t>："最触动我的话"允许只念原文不发表感想的变体——"这句话我念给大家听"，同样算发言。</w:t>
       </w:r>
     </w:p>
     <w:p>
       <w:pPr>
-        <w:ind w:left="340"/>
+        <w:pStyle w:val="ListBullet"/>
       </w:pPr>
       <w:r>
         <w:rPr>
-          <w:color w:val="1F3864"/>
-          <w:sz w:val="21"/>
-        </w:rPr>
-        <w:t xml:space="preserve">• </w:t>
-      </w:r>
-      <w:r>
-        <w:rPr>
           <w:b/>
-          <w:sz w:val="21"/>
         </w:rPr>
         <w:t>主题讨论</w:t>
       </w:r>
       <w:r>
         <w:rPr>
-          <w:sz w:val="21"/>
+          <w:b w:val="0"/>
         </w:rPr>
         <w:t>：本系列问题多指向"机制在我身上如何运作"，主持人只需引导大家"只说自己、只观察"，不给结论。</w:t>
       </w:r>
     </w:p>
     <w:p>
       <w:pPr>
-        <w:ind w:left="340"/>
+        <w:pStyle w:val="ListBullet"/>
       </w:pPr>
       <w:r>
         <w:rPr>
-          <w:color w:val="1F3864"/>
-          <w:sz w:val="21"/>
-        </w:rPr>
-        <w:t xml:space="preserve">• </w:t>
-      </w:r>
-      <w:r>
-        <w:rPr>
           <w:b/>
-          <w:sz w:val="21"/>
         </w:rPr>
         <w:t>禅修练习</w:t>
       </w:r>
       <w:r>
         <w:rPr>
-          <w:sz w:val="21"/>
+          <w:b w:val="0"/>
         </w:rPr>
         <w:t>：多以"受—爱"的觉察为主，只做体会与放松，不引导任何人追求境界或下判断；具体分寸见当周特别提醒。</w:t>
       </w:r>
     </w:p>
     <w:p>
       <w:pPr>
-        <w:spacing w:before="40" w:after="80"/>
-        <w:ind w:left="283"/>
-        <w:shd w:val="clear" w:color="auto" w:fill="EEF2F8"/>
+        <w:ind w:left="170"/>
         <w:pBdr>
-          <w:left w:val="single" w:sz="20" w:space="6" w:color="1F3864"/>
+          <w:left w:val="single" w:sz="18" w:space="4" w:color="1F3864"/>
         </w:pBdr>
+        <w:shd w:val="clear" w:fill="F2F5FA"/>
       </w:pPr>
       <w:r>
         <w:rPr>
-          <w:sz w:val="20"/>
+          <w:b w:val="0"/>
         </w:rPr>
         <w:t>⏱ 每一讲都附《时间弹性指南》：时间不够→只读★段＋只讨论问题①；时间富余→读◈段＋用扩展内容包。</w:t>
       </w:r>
       <w:r>
         <w:rPr>
           <w:b/>
-          <w:sz w:val="20"/>
         </w:rPr>
         <w:t>原则：讨论比读完重要，体验比讲完重要。</w:t>
       </w:r>
     </w:p>
     <w:p>
-      <w:pPr>
-        <w:spacing w:before="160" w:after="80"/>
-      </w:pPr>
       <w:r>
         <w:rPr>
-          <w:rFonts w:ascii="Microsoft YaHei" w:hAnsi="Microsoft YaHei" w:eastAsia="Microsoft YaHei"/>
           <w:b/>
           <w:color w:val="1F3864"/>
-          <w:sz w:val="28"/>
+          <w:sz w:val="26"/>
         </w:rPr>
         <w:t>四、主持人10条守则</w:t>
       </w:r>
@@ -1095,21 +1055,17 @@
     <w:p>
       <w:r>
         <w:rPr>
-          <w:sz w:val="21"/>
+          <w:b w:val="0"/>
         </w:rPr>
         <w:t>① 不讲解、不提供答案——让原文自己说话；② 有人问"正确答案"→说"先听听大家的看法"；③ 冷场→主持人先分享自己的真实感受；④ 跑题→温和拉回："这个有意思，我们回到今天的原文"；⑤ 争论→"两种看法都很好，大家保留自己的理解"；⑥ 确保人人发言；⑦ 不评判任何人的分享；⑧ 时间到了就推进；⑨ 禅修练习照读引导词即可；⑩ 结束一起回向。</w:t>
       </w:r>
     </w:p>
     <w:p>
-      <w:pPr>
-        <w:spacing w:before="160" w:after="80"/>
-      </w:pPr>
       <w:r>
         <w:rPr>
-          <w:rFonts w:ascii="Microsoft YaHei" w:hAnsi="Microsoft YaHei" w:eastAsia="Microsoft YaHei"/>
           <w:b/>
           <w:color w:val="1F3864"/>
-          <w:sz w:val="28"/>
+          <w:sz w:val="26"/>
         </w:rPr>
         <w:t>五、本系列八周主线一览表</w:t>
       </w:r>
@@ -1118,7 +1074,6 @@
       <w:tblPr>
         <w:tblStyle w:val="TableGrid"/>
         <w:tblW w:type="auto" w:w="0"/>
-        <w:jc w:val="center"/>
         <w:tblLook w:firstColumn="1" w:firstRow="1" w:lastColumn="0" w:lastRow="0" w:noHBand="0" w:noVBand="1" w:val="04A0"/>
       </w:tblPr>
       <w:tblGrid>
@@ -1132,17 +1087,20 @@
         <w:tc>
           <w:tcPr>
             <w:tcW w:type="dxa" w:w="1928"/>
-            <w:shd w:val="clear" w:color="auto" w:fill="1F3864"/>
+            <w:shd w:val="clear" w:fill="1F3864"/>
           </w:tcPr>
           <w:p>
-            <w:pPr>
-              <w:spacing w:after="20"/>
-            </w:pPr>
             <w:r>
               <w:rPr>
-                <w:b/>
                 <w:color w:val="FFFFFF"/>
-                <w:sz w:val="19"/>
+                <w:sz w:val="18"/>
+              </w:rPr>
+            </w:r>
+            <w:r>
+              <w:rPr>
+                <w:b w:val="0"/>
+                <w:color w:val="FFFFFF"/>
+                <w:sz w:val="18"/>
               </w:rPr>
               <w:t>周</w:t>
             </w:r>
@@ -1151,17 +1109,20 @@
         <w:tc>
           <w:tcPr>
             <w:tcW w:type="dxa" w:w="1928"/>
-            <w:shd w:val="clear" w:color="auto" w:fill="1F3864"/>
+            <w:shd w:val="clear" w:fill="1F3864"/>
           </w:tcPr>
           <w:p>
-            <w:pPr>
-              <w:spacing w:after="20"/>
-            </w:pPr>
             <w:r>
               <w:rPr>
-                <w:b/>
                 <w:color w:val="FFFFFF"/>
-                <w:sz w:val="19"/>
+                <w:sz w:val="18"/>
+              </w:rPr>
+            </w:r>
+            <w:r>
+              <w:rPr>
+                <w:b w:val="0"/>
+                <w:color w:val="FFFFFF"/>
+                <w:sz w:val="18"/>
               </w:rPr>
               <w:t>标题</w:t>
             </w:r>
@@ -1170,17 +1131,20 @@
         <w:tc>
           <w:tcPr>
             <w:tcW w:type="dxa" w:w="1928"/>
-            <w:shd w:val="clear" w:color="auto" w:fill="1F3864"/>
+            <w:shd w:val="clear" w:fill="1F3864"/>
           </w:tcPr>
           <w:p>
-            <w:pPr>
-              <w:spacing w:after="20"/>
-            </w:pPr>
             <w:r>
               <w:rPr>
-                <w:b/>
                 <w:color w:val="FFFFFF"/>
-                <w:sz w:val="19"/>
+                <w:sz w:val="18"/>
+              </w:rPr>
+            </w:r>
+            <w:r>
+              <w:rPr>
+                <w:b w:val="0"/>
+                <w:color w:val="FFFFFF"/>
+                <w:sz w:val="18"/>
               </w:rPr>
               <w:t>核心问题</w:t>
             </w:r>
@@ -1189,17 +1153,20 @@
         <w:tc>
           <w:tcPr>
             <w:tcW w:type="dxa" w:w="1928"/>
-            <w:shd w:val="clear" w:color="auto" w:fill="1F3864"/>
+            <w:shd w:val="clear" w:fill="1F3864"/>
           </w:tcPr>
           <w:p>
-            <w:pPr>
-              <w:spacing w:after="20"/>
-            </w:pPr>
             <w:r>
               <w:rPr>
-                <w:b/>
                 <w:color w:val="FFFFFF"/>
-                <w:sz w:val="19"/>
+                <w:sz w:val="18"/>
+              </w:rPr>
+            </w:r>
+            <w:r>
+              <w:rPr>
+                <w:b w:val="0"/>
+                <w:color w:val="FFFFFF"/>
+                <w:sz w:val="18"/>
               </w:rPr>
               <w:t>共读材料①②</w:t>
             </w:r>
@@ -1208,17 +1175,20 @@
         <w:tc>
           <w:tcPr>
             <w:tcW w:type="dxa" w:w="1928"/>
-            <w:shd w:val="clear" w:color="auto" w:fill="1F3864"/>
+            <w:shd w:val="clear" w:fill="1F3864"/>
           </w:tcPr>
           <w:p>
-            <w:pPr>
-              <w:spacing w:after="20"/>
-            </w:pPr>
             <w:r>
               <w:rPr>
-                <w:b/>
                 <w:color w:val="FFFFFF"/>
-                <w:sz w:val="19"/>
+                <w:sz w:val="18"/>
+              </w:rPr>
+            </w:r>
+            <w:r>
+              <w:rPr>
+                <w:b w:val="0"/>
+                <w:color w:val="FFFFFF"/>
+                <w:sz w:val="18"/>
               </w:rPr>
               <w:t>作业方向</w:t>
             </w:r>
@@ -1231,12 +1201,15 @@
             <w:tcW w:type="dxa" w:w="1928"/>
           </w:tcPr>
           <w:p>
-            <w:pPr>
-              <w:spacing w:after="20"/>
-            </w:pPr>
             <w:r>
               <w:rPr>
-                <w:sz w:val="19"/>
+                <w:sz w:val="18"/>
+              </w:rPr>
+            </w:r>
+            <w:r>
+              <w:rPr>
+                <w:b w:val="0"/>
+                <w:sz w:val="18"/>
               </w:rPr>
               <w:t>1</w:t>
             </w:r>
@@ -1247,12 +1220,15 @@
             <w:tcW w:type="dxa" w:w="1928"/>
           </w:tcPr>
           <w:p>
-            <w:pPr>
-              <w:spacing w:after="20"/>
-            </w:pPr>
             <w:r>
               <w:rPr>
-                <w:sz w:val="19"/>
+                <w:sz w:val="18"/>
+              </w:rPr>
+            </w:r>
+            <w:r>
+              <w:rPr>
+                <w:b w:val="0"/>
+                <w:sz w:val="18"/>
               </w:rPr>
               <w:t>缘起总说——见缘起即见法</w:t>
             </w:r>
@@ -1263,12 +1239,15 @@
             <w:tcW w:type="dxa" w:w="1928"/>
           </w:tcPr>
           <w:p>
-            <w:pPr>
-              <w:spacing w:after="20"/>
-            </w:pPr>
             <w:r>
               <w:rPr>
-                <w:sz w:val="19"/>
+                <w:sz w:val="18"/>
+              </w:rPr>
+            </w:r>
+            <w:r>
+              <w:rPr>
+                <w:b w:val="0"/>
+                <w:sz w:val="18"/>
               </w:rPr>
               <w:t>缘起是"谁在决定"，还是"条件在相续"？为什么"见缘起"就等于"见法"？</w:t>
             </w:r>
@@ -1279,12 +1258,15 @@
             <w:tcW w:type="dxa" w:w="1928"/>
           </w:tcPr>
           <w:p>
-            <w:pPr>
-              <w:spacing w:after="20"/>
-            </w:pPr>
             <w:r>
               <w:rPr>
-                <w:sz w:val="19"/>
+                <w:sz w:val="18"/>
+              </w:rPr>
+            </w:r>
+            <w:r>
+              <w:rPr>
+                <w:b w:val="0"/>
+                <w:sz w:val="18"/>
               </w:rPr>
               <w:t>①《第1讲-摄缘…1-缘概说1（共修版）.pdf》②《摄缘.pdf》讲义（③《观察缘起》取"观察方法"段）</w:t>
             </w:r>
@@ -1295,12 +1277,15 @@
             <w:tcW w:type="dxa" w:w="1928"/>
           </w:tcPr>
           <w:p>
-            <w:pPr>
-              <w:spacing w:after="20"/>
-            </w:pPr>
             <w:r>
               <w:rPr>
-                <w:sz w:val="19"/>
+                <w:sz w:val="18"/>
+              </w:rPr>
+            </w:r>
+            <w:r>
+              <w:rPr>
+                <w:b w:val="0"/>
+                <w:sz w:val="18"/>
               </w:rPr>
               <w:t>记录一次"不舒服"的瞬间：触→受→爱／取→行，只观察不评判</w:t>
             </w:r>
@@ -1311,15 +1296,18 @@
         <w:tc>
           <w:tcPr>
             <w:tcW w:type="dxa" w:w="1928"/>
-            <w:shd w:val="clear" w:color="auto" w:fill="F2F2F2"/>
+            <w:shd w:val="clear" w:fill="F2F5FA"/>
           </w:tcPr>
           <w:p>
-            <w:pPr>
-              <w:spacing w:after="20"/>
-            </w:pPr>
             <w:r>
               <w:rPr>
-                <w:sz w:val="19"/>
+                <w:sz w:val="18"/>
+              </w:rPr>
+            </w:r>
+            <w:r>
+              <w:rPr>
+                <w:b w:val="0"/>
+                <w:sz w:val="18"/>
               </w:rPr>
               <w:t>2</w:t>
             </w:r>
@@ -1328,15 +1316,18 @@
         <w:tc>
           <w:tcPr>
             <w:tcW w:type="dxa" w:w="1928"/>
-            <w:shd w:val="clear" w:color="auto" w:fill="F2F2F2"/>
+            <w:shd w:val="clear" w:fill="F2F5FA"/>
           </w:tcPr>
           <w:p>
-            <w:pPr>
-              <w:spacing w:after="20"/>
-            </w:pPr>
             <w:r>
               <w:rPr>
-                <w:sz w:val="19"/>
+                <w:sz w:val="18"/>
+              </w:rPr>
+            </w:r>
+            <w:r>
+              <w:rPr>
+                <w:b w:val="0"/>
+                <w:sz w:val="18"/>
               </w:rPr>
               <w:t>第一支——无明</w:t>
             </w:r>
@@ -1345,15 +1336,18 @@
         <w:tc>
           <w:tcPr>
             <w:tcW w:type="dxa" w:w="1928"/>
-            <w:shd w:val="clear" w:color="auto" w:fill="F2F2F2"/>
+            <w:shd w:val="clear" w:fill="F2F5FA"/>
           </w:tcPr>
           <w:p>
-            <w:pPr>
-              <w:spacing w:after="20"/>
-            </w:pPr>
             <w:r>
               <w:rPr>
-                <w:sz w:val="19"/>
+                <w:sz w:val="18"/>
+              </w:rPr>
+            </w:r>
+            <w:r>
+              <w:rPr>
+                <w:b w:val="0"/>
+                <w:sz w:val="18"/>
               </w:rPr>
               <w:t>无明到底是什么？与"不懂""邪见"有何区别？它如何推动造作？</w:t>
             </w:r>
@@ -1362,15 +1356,18 @@
         <w:tc>
           <w:tcPr>
             <w:tcW w:type="dxa" w:w="1928"/>
-            <w:shd w:val="clear" w:color="auto" w:fill="F2F2F2"/>
+            <w:shd w:val="clear" w:fill="F2F5FA"/>
           </w:tcPr>
           <w:p>
-            <w:pPr>
-              <w:spacing w:after="20"/>
-            </w:pPr>
             <w:r>
               <w:rPr>
-                <w:sz w:val="19"/>
+                <w:sz w:val="18"/>
+              </w:rPr>
+            </w:r>
+            <w:r>
+              <w:rPr>
+                <w:b w:val="0"/>
+                <w:sz w:val="18"/>
               </w:rPr>
               <w:t>①《第7讲-摄缘…7-缘起支2（共修版）.pdf》②《第9讲-摄缘…9-缘起支4》（音声版）</w:t>
             </w:r>
@@ -1379,15 +1376,18 @@
         <w:tc>
           <w:tcPr>
             <w:tcW w:type="dxa" w:w="1928"/>
-            <w:shd w:val="clear" w:color="auto" w:fill="F2F2F2"/>
+            <w:shd w:val="clear" w:fill="F2F5FA"/>
           </w:tcPr>
           <w:p>
-            <w:pPr>
-              <w:spacing w:after="20"/>
-            </w:pPr>
             <w:r>
               <w:rPr>
-                <w:sz w:val="19"/>
+                <w:sz w:val="18"/>
+              </w:rPr>
+            </w:r>
+            <w:r>
+              <w:rPr>
+                <w:b w:val="0"/>
+                <w:sz w:val="18"/>
               </w:rPr>
               <w:t>就"八处无智"与"无明造行七种方式"各找一例，记"看错了什么、随之做了什么"</w:t>
             </w:r>
@@ -1400,12 +1400,15 @@
             <w:tcW w:type="dxa" w:w="1928"/>
           </w:tcPr>
           <w:p>
-            <w:pPr>
-              <w:spacing w:after="20"/>
-            </w:pPr>
             <w:r>
               <w:rPr>
-                <w:sz w:val="19"/>
+                <w:sz w:val="18"/>
+              </w:rPr>
+            </w:r>
+            <w:r>
+              <w:rPr>
+                <w:b w:val="0"/>
+                <w:sz w:val="18"/>
               </w:rPr>
               <w:t>3</w:t>
             </w:r>
@@ -1416,12 +1419,15 @@
             <w:tcW w:type="dxa" w:w="1928"/>
           </w:tcPr>
           <w:p>
-            <w:pPr>
-              <w:spacing w:after="20"/>
-            </w:pPr>
             <w:r>
               <w:rPr>
-                <w:sz w:val="19"/>
+                <w:sz w:val="18"/>
+              </w:rPr>
+            </w:r>
+            <w:r>
+              <w:rPr>
+                <w:b w:val="0"/>
+                <w:sz w:val="18"/>
               </w:rPr>
               <w:t>第二至四支——行、识、名色</w:t>
             </w:r>
@@ -1432,12 +1438,15 @@
             <w:tcW w:type="dxa" w:w="1928"/>
           </w:tcPr>
           <w:p>
-            <w:pPr>
-              <w:spacing w:after="20"/>
-            </w:pPr>
             <w:r>
               <w:rPr>
-                <w:sz w:val="19"/>
+                <w:sz w:val="18"/>
+              </w:rPr>
+            </w:r>
+            <w:r>
+              <w:rPr>
+                <w:b w:val="0"/>
+                <w:sz w:val="18"/>
               </w:rPr>
               <w:t>到底"谁"在轮回？是否有一个"我"从此生到下一生？</w:t>
             </w:r>
@@ -1448,12 +1457,15 @@
             <w:tcW w:type="dxa" w:w="1928"/>
           </w:tcPr>
           <w:p>
-            <w:pPr>
-              <w:spacing w:after="20"/>
-            </w:pPr>
             <w:r>
               <w:rPr>
-                <w:sz w:val="19"/>
+                <w:sz w:val="18"/>
+              </w:rPr>
+            </w:r>
+            <w:r>
+              <w:rPr>
+                <w:b w:val="0"/>
+                <w:sz w:val="18"/>
               </w:rPr>
               <w:t>①《第66讲-摄缘…行缘识1（共修版）.pdf》②《第67讲-摄缘…行缘识2（共修版）.pdf》（③《第68讲…行缘识3》docx ④《第59讲…名色与缘》pdf）</w:t>
             </w:r>
@@ -1464,12 +1476,15 @@
             <w:tcW w:type="dxa" w:w="1928"/>
           </w:tcPr>
           <w:p>
-            <w:pPr>
-              <w:spacing w:after="20"/>
-            </w:pPr>
             <w:r>
               <w:rPr>
-                <w:sz w:val="19"/>
+                <w:sz w:val="18"/>
+              </w:rPr>
+            </w:r>
+            <w:r>
+              <w:rPr>
+                <w:b w:val="0"/>
+                <w:sz w:val="18"/>
               </w:rPr>
               <w:t>每天认出一次"这是果报"，停三秒不立刻反应</w:t>
             </w:r>
@@ -1480,15 +1495,18 @@
         <w:tc>
           <w:tcPr>
             <w:tcW w:type="dxa" w:w="1928"/>
-            <w:shd w:val="clear" w:color="auto" w:fill="F2F2F2"/>
+            <w:shd w:val="clear" w:fill="F2F5FA"/>
           </w:tcPr>
           <w:p>
-            <w:pPr>
-              <w:spacing w:after="20"/>
-            </w:pPr>
             <w:r>
               <w:rPr>
-                <w:sz w:val="19"/>
+                <w:sz w:val="18"/>
+              </w:rPr>
+            </w:r>
+            <w:r>
+              <w:rPr>
+                <w:b w:val="0"/>
+                <w:sz w:val="18"/>
               </w:rPr>
               <w:t>4</w:t>
             </w:r>
@@ -1497,15 +1515,18 @@
         <w:tc>
           <w:tcPr>
             <w:tcW w:type="dxa" w:w="1928"/>
-            <w:shd w:val="clear" w:color="auto" w:fill="F2F2F2"/>
+            <w:shd w:val="clear" w:fill="F2F5FA"/>
           </w:tcPr>
           <w:p>
-            <w:pPr>
-              <w:spacing w:after="20"/>
-            </w:pPr>
             <w:r>
               <w:rPr>
-                <w:sz w:val="19"/>
+                <w:sz w:val="18"/>
+              </w:rPr>
+            </w:r>
+            <w:r>
+              <w:rPr>
+                <w:b w:val="0"/>
+                <w:sz w:val="18"/>
               </w:rPr>
               <w:t>第五至七支——六入、触、受</w:t>
             </w:r>
@@ -1514,15 +1535,18 @@
         <w:tc>
           <w:tcPr>
             <w:tcW w:type="dxa" w:w="1928"/>
-            <w:shd w:val="clear" w:color="auto" w:fill="F2F2F2"/>
+            <w:shd w:val="clear" w:fill="F2F5FA"/>
           </w:tcPr>
           <w:p>
-            <w:pPr>
-              <w:spacing w:after="20"/>
-            </w:pPr>
             <w:r>
               <w:rPr>
-                <w:sz w:val="19"/>
+                <w:sz w:val="18"/>
+              </w:rPr>
+            </w:r>
+            <w:r>
+              <w:rPr>
+                <w:b w:val="0"/>
+                <w:sz w:val="18"/>
               </w:rPr>
               <w:t>六入与"我"是什么关系？"触"为何是根境识和合而非"我在触"？</w:t>
             </w:r>
@@ -1531,15 +1555,18 @@
         <w:tc>
           <w:tcPr>
             <w:tcW w:type="dxa" w:w="1928"/>
-            <w:shd w:val="clear" w:color="auto" w:fill="F2F2F2"/>
+            <w:shd w:val="clear" w:fill="F2F5FA"/>
           </w:tcPr>
           <w:p>
-            <w:pPr>
-              <w:spacing w:after="20"/>
-            </w:pPr>
             <w:r>
               <w:rPr>
-                <w:sz w:val="19"/>
+                <w:sz w:val="18"/>
+              </w:rPr>
+            </w:r>
+            <w:r>
+              <w:rPr>
+                <w:b w:val="0"/>
+                <w:sz w:val="18"/>
               </w:rPr>
               <w:t>①《第62讲-摄缘…五门心路&amp;意门心路与无明缘行1（共修版）.pdf》②《第59讲…名色与缘》另一版本（③《阿毗达摩概要精解》取不同段）</w:t>
             </w:r>
@@ -1548,15 +1575,18 @@
         <w:tc>
           <w:tcPr>
             <w:tcW w:type="dxa" w:w="1928"/>
-            <w:shd w:val="clear" w:color="auto" w:fill="F2F2F2"/>
+            <w:shd w:val="clear" w:fill="F2F5FA"/>
           </w:tcPr>
           <w:p>
-            <w:pPr>
-              <w:spacing w:after="20"/>
-            </w:pPr>
             <w:r>
               <w:rPr>
-                <w:sz w:val="19"/>
+                <w:sz w:val="18"/>
+              </w:rPr>
+            </w:r>
+            <w:r>
+              <w:rPr>
+                <w:b w:val="0"/>
+                <w:sz w:val="18"/>
               </w:rPr>
               <w:t>记录一次"印象最强"的触：门→触→受（乐／苦／捨）→想做什么</w:t>
             </w:r>
@@ -1569,12 +1599,15 @@
             <w:tcW w:type="dxa" w:w="1928"/>
           </w:tcPr>
           <w:p>
-            <w:pPr>
-              <w:spacing w:after="20"/>
-            </w:pPr>
             <w:r>
               <w:rPr>
-                <w:sz w:val="19"/>
+                <w:sz w:val="18"/>
+              </w:rPr>
+            </w:r>
+            <w:r>
+              <w:rPr>
+                <w:b w:val="0"/>
+                <w:sz w:val="18"/>
               </w:rPr>
               <w:t>5</w:t>
             </w:r>
@@ -1585,12 +1618,15 @@
             <w:tcW w:type="dxa" w:w="1928"/>
           </w:tcPr>
           <w:p>
-            <w:pPr>
-              <w:spacing w:after="20"/>
-            </w:pPr>
             <w:r>
               <w:rPr>
-                <w:sz w:val="19"/>
+                <w:sz w:val="18"/>
+              </w:rPr>
+            </w:r>
+            <w:r>
+              <w:rPr>
+                <w:b w:val="0"/>
+                <w:sz w:val="18"/>
               </w:rPr>
               <w:t>第八至十支——爱、取、有</w:t>
             </w:r>
@@ -1601,12 +1637,15 @@
             <w:tcW w:type="dxa" w:w="1928"/>
           </w:tcPr>
           <w:p>
-            <w:pPr>
-              <w:spacing w:after="20"/>
-            </w:pPr>
             <w:r>
               <w:rPr>
-                <w:sz w:val="19"/>
+                <w:sz w:val="18"/>
+              </w:rPr>
+            </w:r>
+            <w:r>
+              <w:rPr>
+                <w:b w:val="0"/>
+                <w:sz w:val="18"/>
               </w:rPr>
               <w:t>受为何引出爱？爱怎样变成取？"有"为何既是造业又是果报？</w:t>
             </w:r>
@@ -1617,12 +1656,15 @@
             <w:tcW w:type="dxa" w:w="1928"/>
           </w:tcPr>
           <w:p>
-            <w:pPr>
-              <w:spacing w:after="20"/>
-            </w:pPr>
             <w:r>
               <w:rPr>
-                <w:sz w:val="19"/>
+                <w:sz w:val="18"/>
+              </w:rPr>
+            </w:r>
+            <w:r>
+              <w:rPr>
+                <w:b w:val="0"/>
+                <w:sz w:val="18"/>
               </w:rPr>
               <w:t>①《第77讲-摄缘…受缘爱&amp;爱缘取1.docx》②《第78讲-摄缘…爱缘取2.docx》（③《摄缘.pdf》取"有支"段）</w:t>
             </w:r>
@@ -1633,12 +1675,15 @@
             <w:tcW w:type="dxa" w:w="1928"/>
           </w:tcPr>
           <w:p>
-            <w:pPr>
-              <w:spacing w:after="20"/>
-            </w:pPr>
             <w:r>
               <w:rPr>
-                <w:sz w:val="19"/>
+                <w:sz w:val="18"/>
+              </w:rPr>
+            </w:r>
+            <w:r>
+              <w:rPr>
+                <w:b w:val="0"/>
+                <w:sz w:val="18"/>
               </w:rPr>
               <w:t>记录一次"特别想要／不要"：受→爱（欲／有／无有爱）→取→造了什么业</w:t>
             </w:r>
@@ -1649,15 +1694,18 @@
         <w:tc>
           <w:tcPr>
             <w:tcW w:type="dxa" w:w="1928"/>
-            <w:shd w:val="clear" w:color="auto" w:fill="F2F2F2"/>
+            <w:shd w:val="clear" w:fill="F2F5FA"/>
           </w:tcPr>
           <w:p>
-            <w:pPr>
-              <w:spacing w:after="20"/>
-            </w:pPr>
             <w:r>
               <w:rPr>
-                <w:sz w:val="19"/>
+                <w:sz w:val="18"/>
+              </w:rPr>
+            </w:r>
+            <w:r>
+              <w:rPr>
+                <w:b w:val="0"/>
+                <w:sz w:val="18"/>
               </w:rPr>
               <w:t>6</w:t>
             </w:r>
@@ -1666,15 +1714,18 @@
         <w:tc>
           <w:tcPr>
             <w:tcW w:type="dxa" w:w="1928"/>
-            <w:shd w:val="clear" w:color="auto" w:fill="F2F2F2"/>
+            <w:shd w:val="clear" w:fill="F2F5FA"/>
           </w:tcPr>
           <w:p>
-            <w:pPr>
-              <w:spacing w:after="20"/>
-            </w:pPr>
             <w:r>
               <w:rPr>
-                <w:sz w:val="19"/>
+                <w:sz w:val="18"/>
+              </w:rPr>
+            </w:r>
+            <w:r>
+              <w:rPr>
+                <w:b w:val="0"/>
+                <w:sz w:val="18"/>
               </w:rPr>
               <w:t>第十一至十二支——生、老死与缘起闭环</w:t>
             </w:r>
@@ -1683,15 +1734,18 @@
         <w:tc>
           <w:tcPr>
             <w:tcW w:type="dxa" w:w="1928"/>
-            <w:shd w:val="clear" w:color="auto" w:fill="F2F2F2"/>
+            <w:shd w:val="clear" w:fill="F2F5FA"/>
           </w:tcPr>
           <w:p>
-            <w:pPr>
-              <w:spacing w:after="20"/>
-            </w:pPr>
             <w:r>
               <w:rPr>
-                <w:sz w:val="19"/>
+                <w:sz w:val="18"/>
+              </w:rPr>
+            </w:r>
+            <w:r>
+              <w:rPr>
+                <w:b w:val="0"/>
+                <w:sz w:val="18"/>
               </w:rPr>
               <w:t>生命从何而来、去向何方？无明是"第一因"吗？为何是"不知开始"的闭环？</w:t>
             </w:r>
@@ -1700,15 +1754,18 @@
         <w:tc>
           <w:tcPr>
             <w:tcW w:type="dxa" w:w="1928"/>
-            <w:shd w:val="clear" w:color="auto" w:fill="F2F2F2"/>
+            <w:shd w:val="clear" w:fill="F2F5FA"/>
           </w:tcPr>
           <w:p>
-            <w:pPr>
-              <w:spacing w:after="20"/>
-            </w:pPr>
             <w:r>
               <w:rPr>
-                <w:sz w:val="19"/>
+                <w:sz w:val="18"/>
+              </w:rPr>
+            </w:r>
+            <w:r>
+              <w:rPr>
+                <w:b w:val="0"/>
+                <w:sz w:val="18"/>
               </w:rPr>
               <w:t>①《第81讲-摄缘…十二缘起的杂论1》（音声）②同讲文字稿（docx）（③《因缘品》取不同段）</w:t>
             </w:r>
@@ -1717,15 +1774,18 @@
         <w:tc>
           <w:tcPr>
             <w:tcW w:type="dxa" w:w="1928"/>
-            <w:shd w:val="clear" w:color="auto" w:fill="F2F2F2"/>
+            <w:shd w:val="clear" w:fill="F2F5FA"/>
           </w:tcPr>
           <w:p>
-            <w:pPr>
-              <w:spacing w:after="20"/>
-            </w:pPr>
             <w:r>
               <w:rPr>
-                <w:sz w:val="19"/>
+                <w:sz w:val="18"/>
+              </w:rPr>
+            </w:r>
+            <w:r>
+              <w:rPr>
+                <w:b w:val="0"/>
+                <w:sz w:val="18"/>
               </w:rPr>
               <w:t>记录一次"心里一沉"：是哪一类漏的味道→愁悲苦忧恼的身体位置→它如何留下痕迹</w:t>
             </w:r>
@@ -1738,12 +1798,15 @@
             <w:tcW w:type="dxa" w:w="1928"/>
           </w:tcPr>
           <w:p>
-            <w:pPr>
-              <w:spacing w:after="20"/>
-            </w:pPr>
             <w:r>
               <w:rPr>
-                <w:sz w:val="19"/>
+                <w:sz w:val="18"/>
+              </w:rPr>
+            </w:r>
+            <w:r>
+              <w:rPr>
+                <w:b w:val="0"/>
+                <w:sz w:val="18"/>
               </w:rPr>
               <w:t>7</w:t>
             </w:r>
@@ -1754,12 +1817,15 @@
             <w:tcW w:type="dxa" w:w="1928"/>
           </w:tcPr>
           <w:p>
-            <w:pPr>
-              <w:spacing w:after="20"/>
-            </w:pPr>
             <w:r>
               <w:rPr>
-                <w:sz w:val="19"/>
+                <w:sz w:val="18"/>
+              </w:rPr>
+            </w:r>
+            <w:r>
+              <w:rPr>
+                <w:b w:val="0"/>
+                <w:sz w:val="18"/>
               </w:rPr>
               <w:t>三世两重因果与二十行相</w:t>
             </w:r>
@@ -1770,12 +1836,15 @@
             <w:tcW w:type="dxa" w:w="1928"/>
           </w:tcPr>
           <w:p>
-            <w:pPr>
-              <w:spacing w:after="20"/>
-            </w:pPr>
             <w:r>
               <w:rPr>
-                <w:sz w:val="19"/>
+                <w:sz w:val="18"/>
+              </w:rPr>
+            </w:r>
+            <w:r>
+              <w:rPr>
+                <w:b w:val="0"/>
+                <w:sz w:val="18"/>
               </w:rPr>
               <w:t>为何说轮回是"三世两重因果"而非"一个我"走过三世？三个连接点里今生能下手的是哪一个？</w:t>
             </w:r>
@@ -1786,12 +1855,15 @@
             <w:tcW w:type="dxa" w:w="1928"/>
           </w:tcPr>
           <w:p>
-            <w:pPr>
-              <w:spacing w:after="20"/>
-            </w:pPr>
             <w:r>
               <w:rPr>
-                <w:sz w:val="19"/>
+                <w:sz w:val="18"/>
+              </w:rPr>
+            </w:r>
+            <w:r>
+              <w:rPr>
+                <w:b w:val="0"/>
+                <w:sz w:val="18"/>
               </w:rPr>
               <w:t>①《第81讲…杂论1.docx》（取"三世两重／三连接／二十行相"段）②《第82讲…杂论2》（音声）（③同讲 docx）</w:t>
             </w:r>
@@ -1802,12 +1874,15 @@
             <w:tcW w:type="dxa" w:w="1928"/>
           </w:tcPr>
           <w:p>
-            <w:pPr>
-              <w:spacing w:after="20"/>
-            </w:pPr>
             <w:r>
               <w:rPr>
-                <w:sz w:val="19"/>
+                <w:sz w:val="18"/>
+              </w:rPr>
+            </w:r>
+            <w:r>
+              <w:rPr>
+                <w:b w:val="0"/>
+                <w:sz w:val="18"/>
               </w:rPr>
               <w:t>记录一次"果报来了、我随即动手"的完整片段；判断背后是欲取还是见取</w:t>
             </w:r>
@@ -1818,15 +1893,18 @@
         <w:tc>
           <w:tcPr>
             <w:tcW w:type="dxa" w:w="1928"/>
-            <w:shd w:val="clear" w:color="auto" w:fill="F2F2F2"/>
+            <w:shd w:val="clear" w:fill="F2F5FA"/>
           </w:tcPr>
           <w:p>
-            <w:pPr>
-              <w:spacing w:after="20"/>
-            </w:pPr>
             <w:r>
               <w:rPr>
-                <w:sz w:val="19"/>
+                <w:sz w:val="18"/>
+              </w:rPr>
+            </w:r>
+            <w:r>
+              <w:rPr>
+                <w:b w:val="0"/>
+                <w:sz w:val="18"/>
               </w:rPr>
               <w:t>8</w:t>
             </w:r>
@@ -1835,15 +1913,18 @@
         <w:tc>
           <w:tcPr>
             <w:tcW w:type="dxa" w:w="1928"/>
-            <w:shd w:val="clear" w:color="auto" w:fill="F2F2F2"/>
+            <w:shd w:val="clear" w:fill="F2F5FA"/>
           </w:tcPr>
           <w:p>
-            <w:pPr>
-              <w:spacing w:after="20"/>
-            </w:pPr>
             <w:r>
               <w:rPr>
-                <w:sz w:val="19"/>
+                <w:sz w:val="18"/>
+              </w:rPr>
+            </w:r>
+            <w:r>
+              <w:rPr>
+                <w:b w:val="0"/>
+                <w:sz w:val="18"/>
               </w:rPr>
               <w:t>从缘起看解脱——三轮转与受缘爱下手处</w:t>
             </w:r>
@@ -1852,15 +1933,18 @@
         <w:tc>
           <w:tcPr>
             <w:tcW w:type="dxa" w:w="1928"/>
-            <w:shd w:val="clear" w:color="auto" w:fill="F2F2F2"/>
+            <w:shd w:val="clear" w:fill="F2F5FA"/>
           </w:tcPr>
           <w:p>
-            <w:pPr>
-              <w:spacing w:after="20"/>
-            </w:pPr>
             <w:r>
               <w:rPr>
-                <w:sz w:val="19"/>
+                <w:sz w:val="18"/>
+              </w:rPr>
+            </w:r>
+            <w:r>
+              <w:rPr>
+                <w:b w:val="0"/>
+                <w:sz w:val="18"/>
               </w:rPr>
               <w:t>轮回靠什么力量闭合？今生能在哪一环下手？"受缘爱"为何被称为唯一可下手处？</w:t>
             </w:r>
@@ -1869,15 +1953,18 @@
         <w:tc>
           <w:tcPr>
             <w:tcW w:type="dxa" w:w="1928"/>
-            <w:shd w:val="clear" w:color="auto" w:fill="F2F2F2"/>
+            <w:shd w:val="clear" w:fill="F2F5FA"/>
           </w:tcPr>
           <w:p>
-            <w:pPr>
-              <w:spacing w:after="20"/>
-            </w:pPr>
             <w:r>
               <w:rPr>
-                <w:sz w:val="19"/>
+                <w:sz w:val="18"/>
+              </w:rPr>
+            </w:r>
+            <w:r>
+              <w:rPr>
+                <w:b w:val="0"/>
+                <w:sz w:val="18"/>
               </w:rPr>
               <w:t>①《第82讲…杂论2.docx／音声》②《观察缘起-20170401-分享版.pdf》（取"缘起观与解脱"段）（③《二阶·摄集汇总讲义》取"八正道实践"段）</w:t>
             </w:r>
@@ -1886,15 +1973,18 @@
         <w:tc>
           <w:tcPr>
             <w:tcW w:type="dxa" w:w="1928"/>
-            <w:shd w:val="clear" w:color="auto" w:fill="F2F2F2"/>
+            <w:shd w:val="clear" w:fill="F2F5FA"/>
           </w:tcPr>
           <w:p>
-            <w:pPr>
-              <w:spacing w:after="20"/>
-            </w:pPr>
             <w:r>
               <w:rPr>
-                <w:sz w:val="19"/>
+                <w:sz w:val="18"/>
+              </w:rPr>
+            </w:r>
+            <w:r>
+              <w:rPr>
+                <w:b w:val="0"/>
+                <w:sz w:val="18"/>
               </w:rPr>
               <w:t>记录一次"受一起、爱将起"：受→那点想要／不要→有没有给它空间、换如理作意</w:t>
             </w:r>
@@ -1904,43 +1994,82 @@
     </w:tbl>
     <w:p>
       <w:pPr>
-        <w:spacing w:before="40" w:after="80"/>
-        <w:ind w:left="283"/>
-        <w:shd w:val="clear" w:color="auto" w:fill="EEF2F8"/>
+        <w:ind w:left="170"/>
         <w:pBdr>
-          <w:left w:val="single" w:sz="20" w:space="6" w:color="1F3864"/>
+          <w:left w:val="single" w:sz="18" w:space="4" w:color="1F3864"/>
         </w:pBdr>
+        <w:shd w:val="clear" w:fill="F2F5FA"/>
       </w:pPr>
       <w:r>
         <w:rPr>
-          <w:sz w:val="20"/>
+          <w:b w:val="0"/>
         </w:rPr>
-        <w:t>注： ① 表中 media_id 为缩写记法（实际使用时以</w:t>
+        <w:t>注：</w:t>
+      </w:r>
+    </w:p>
+    <w:p>
+      <w:pPr>
+        <w:ind w:left="170"/>
+        <w:pBdr>
+          <w:left w:val="single" w:sz="18" w:space="4" w:color="1F3864"/>
+        </w:pBdr>
+        <w:shd w:val="clear" w:fill="F2F5FA"/>
+      </w:pPr>
+      <w:r>
+        <w:rPr>
+          <w:b w:val="0"/>
+        </w:rPr>
+        <w:t>① 表中 media_id 为缩写记法（实际使用时以</w:t>
       </w:r>
       <w:r>
         <w:rPr>
           <w:b/>
-          <w:sz w:val="20"/>
         </w:rPr>
         <w:t>各周文档与《原文全集》中标注的完整 media_id</w:t>
       </w:r>
       <w:r>
         <w:rPr>
-          <w:sz w:val="20"/>
+          <w:b w:val="0"/>
         </w:rPr>
-        <w:t>为准，格式 `pdf_/word_/soundrecording_d0dd1c0cd17209afe241ece24bf6b7b4_…7439961422831605`）；③④号补充／扩展材料、每段原文出处、同讲次多版本按章节拆分说明，均见各周文档与《原文全集》。 ② 音声类材料在共读文本中标注"（依据录音转写整理，已校对明显同音错字）"，并保留时间码。 ③ 本表"核心问题"与"作业方向"为提纲挈领的提示，以各周文档中的3个讨论题与作业布置为准。</w:t>
+        <w:t>为准，格式 pdf_/word_/soundrecording_d0dd1c0cd17209afe241ece24bf6b7b4_…7439961422831605）；③④号补充／扩展材料、每段原文出处、同讲次多版本按章节拆分说明，均见各周文档与《原文全集》。</w:t>
       </w:r>
     </w:p>
     <w:p>
       <w:pPr>
-        <w:spacing w:before="160" w:after="80"/>
+        <w:ind w:left="170"/>
+        <w:pBdr>
+          <w:left w:val="single" w:sz="18" w:space="4" w:color="1F3864"/>
+        </w:pBdr>
+        <w:shd w:val="clear" w:fill="F2F5FA"/>
       </w:pPr>
       <w:r>
         <w:rPr>
-          <w:rFonts w:ascii="Microsoft YaHei" w:hAnsi="Microsoft YaHei" w:eastAsia="Microsoft YaHei"/>
+          <w:b w:val="0"/>
+        </w:rPr>
+        <w:t>② 音声类材料在共读文本中标注"（依据录音转写整理，已校对明显同音错字）"，并保留时间码。</w:t>
+      </w:r>
+    </w:p>
+    <w:p>
+      <w:pPr>
+        <w:ind w:left="170"/>
+        <w:pBdr>
+          <w:left w:val="single" w:sz="18" w:space="4" w:color="1F3864"/>
+        </w:pBdr>
+        <w:shd w:val="clear" w:fill="F2F5FA"/>
+      </w:pPr>
+      <w:r>
+        <w:rPr>
+          <w:b w:val="0"/>
+        </w:rPr>
+        <w:t>③ 本表"核心问题"与"作业方向"为提纲挈领的提示，以各周文档中的3个讨论题与作业布置为准。</w:t>
+      </w:r>
+    </w:p>
+    <w:p>
+      <w:r>
+        <w:rPr>
           <w:b/>
           <w:color w:val="1F3864"/>
-          <w:sz w:val="28"/>
+          <w:sz w:val="26"/>
         </w:rPr>
         <w:t>六、共读材料怎么读（编号定位、组合总览与拆分说明）</w:t>
       </w:r>
@@ -1949,13 +2078,12 @@
       <w:r>
         <w:rPr>
           <w:b/>
-          <w:sz w:val="21"/>
         </w:rPr>
         <w:t>编号定位</w:t>
       </w:r>
       <w:r>
         <w:rPr>
-          <w:sz w:val="21"/>
+          <w:b w:val="0"/>
         </w:rPr>
         <w:t>：①＝主材料；②＝主材料二或副材料；③＝补充材料；④＝扩展材料（W3、W5、W6、W7、W8 设有③，W3 另设④）。每周文档内另有★核心必读／◈扩展可选标记。</w:t>
       </w:r>
@@ -1964,13 +2092,12 @@
       <w:r>
         <w:rPr>
           <w:b/>
-          <w:sz w:val="21"/>
         </w:rPr>
         <w:t>每周材料组合总览</w:t>
       </w:r>
       <w:r>
         <w:rPr>
-          <w:sz w:val="21"/>
+          <w:b w:val="0"/>
         </w:rPr>
         <w:t>（材料名称照录自《_制作蓝图_读书11.md》；完整 media_id 见各周文档与《原文全集》）：</w:t>
       </w:r>
@@ -1979,7 +2106,6 @@
       <w:tblPr>
         <w:tblStyle w:val="TableGrid"/>
         <w:tblW w:type="auto" w:w="0"/>
-        <w:jc w:val="center"/>
         <w:tblLook w:firstColumn="1" w:firstRow="1" w:lastColumn="0" w:lastRow="0" w:noHBand="0" w:noVBand="1" w:val="04A0"/>
       </w:tblPr>
       <w:tblGrid>
@@ -1992,17 +2118,20 @@
         <w:tc>
           <w:tcPr>
             <w:tcW w:type="dxa" w:w="2409"/>
-            <w:shd w:val="clear" w:color="auto" w:fill="1F3864"/>
+            <w:shd w:val="clear" w:fill="1F3864"/>
           </w:tcPr>
           <w:p>
-            <w:pPr>
-              <w:spacing w:after="20"/>
-            </w:pPr>
             <w:r>
               <w:rPr>
-                <w:b/>
                 <w:color w:val="FFFFFF"/>
-                <w:sz w:val="19"/>
+                <w:sz w:val="18"/>
+              </w:rPr>
+            </w:r>
+            <w:r>
+              <w:rPr>
+                <w:b w:val="0"/>
+                <w:color w:val="FFFFFF"/>
+                <w:sz w:val="18"/>
               </w:rPr>
               <w:t>周</w:t>
             </w:r>
@@ -2011,17 +2140,20 @@
         <w:tc>
           <w:tcPr>
             <w:tcW w:type="dxa" w:w="2409"/>
-            <w:shd w:val="clear" w:color="auto" w:fill="1F3864"/>
+            <w:shd w:val="clear" w:fill="1F3864"/>
           </w:tcPr>
           <w:p>
-            <w:pPr>
-              <w:spacing w:after="20"/>
-            </w:pPr>
             <w:r>
               <w:rPr>
-                <w:b/>
                 <w:color w:val="FFFFFF"/>
-                <w:sz w:val="19"/>
+                <w:sz w:val="18"/>
+              </w:rPr>
+            </w:r>
+            <w:r>
+              <w:rPr>
+                <w:b w:val="0"/>
+                <w:color w:val="FFFFFF"/>
+                <w:sz w:val="18"/>
               </w:rPr>
               <w:t>①②共读主/副材料</w:t>
             </w:r>
@@ -2030,17 +2162,20 @@
         <w:tc>
           <w:tcPr>
             <w:tcW w:type="dxa" w:w="2409"/>
-            <w:shd w:val="clear" w:color="auto" w:fill="1F3864"/>
+            <w:shd w:val="clear" w:fill="1F3864"/>
           </w:tcPr>
           <w:p>
-            <w:pPr>
-              <w:spacing w:after="20"/>
-            </w:pPr>
             <w:r>
               <w:rPr>
-                <w:b/>
                 <w:color w:val="FFFFFF"/>
-                <w:sz w:val="19"/>
+                <w:sz w:val="18"/>
+              </w:rPr>
+            </w:r>
+            <w:r>
+              <w:rPr>
+                <w:b w:val="0"/>
+                <w:color w:val="FFFFFF"/>
+                <w:sz w:val="18"/>
               </w:rPr>
               <w:t>③④补充/扩展材料</w:t>
             </w:r>
@@ -2049,17 +2184,20 @@
         <w:tc>
           <w:tcPr>
             <w:tcW w:type="dxa" w:w="2409"/>
-            <w:shd w:val="clear" w:color="auto" w:fill="1F3864"/>
+            <w:shd w:val="clear" w:fill="1F3864"/>
           </w:tcPr>
           <w:p>
-            <w:pPr>
-              <w:spacing w:after="20"/>
-            </w:pPr>
             <w:r>
               <w:rPr>
-                <w:b/>
                 <w:color w:val="FFFFFF"/>
-                <w:sz w:val="19"/>
+                <w:sz w:val="18"/>
+              </w:rPr>
+            </w:r>
+            <w:r>
+              <w:rPr>
+                <w:b w:val="0"/>
+                <w:color w:val="FFFFFF"/>
+                <w:sz w:val="18"/>
               </w:rPr>
               <w:t>延伸阅读（仅入 EXT_READ 表）</w:t>
             </w:r>
@@ -2072,12 +2210,15 @@
             <w:tcW w:type="dxa" w:w="2409"/>
           </w:tcPr>
           <w:p>
-            <w:pPr>
-              <w:spacing w:after="20"/>
-            </w:pPr>
             <w:r>
               <w:rPr>
-                <w:sz w:val="19"/>
+                <w:sz w:val="18"/>
+              </w:rPr>
+            </w:r>
+            <w:r>
+              <w:rPr>
+                <w:b w:val="0"/>
+                <w:sz w:val="18"/>
               </w:rPr>
               <w:t>1</w:t>
             </w:r>
@@ -2088,12 +2229,15 @@
             <w:tcW w:type="dxa" w:w="2409"/>
           </w:tcPr>
           <w:p>
-            <w:pPr>
-              <w:spacing w:after="20"/>
-            </w:pPr>
             <w:r>
               <w:rPr>
-                <w:sz w:val="19"/>
+                <w:sz w:val="18"/>
+              </w:rPr>
+            </w:r>
+            <w:r>
+              <w:rPr>
+                <w:b w:val="0"/>
+                <w:sz w:val="18"/>
               </w:rPr>
               <w:t>①《第1讲-摄缘…1-缘概说1（共修版）.pdf》②《摄缘.pdf》讲义</w:t>
             </w:r>
@@ -2104,12 +2248,15 @@
             <w:tcW w:type="dxa" w:w="2409"/>
           </w:tcPr>
           <w:p>
-            <w:pPr>
-              <w:spacing w:after="20"/>
-            </w:pPr>
             <w:r>
               <w:rPr>
-                <w:sz w:val="19"/>
+                <w:sz w:val="18"/>
+              </w:rPr>
+            </w:r>
+            <w:r>
+              <w:rPr>
+                <w:b w:val="0"/>
+                <w:sz w:val="18"/>
               </w:rPr>
               <w:t>③《观察缘起-20170401-分享版.pdf》（取"观察方法"段）</w:t>
             </w:r>
@@ -2120,12 +2267,15 @@
             <w:tcW w:type="dxa" w:w="2409"/>
           </w:tcPr>
           <w:p>
-            <w:pPr>
-              <w:spacing w:after="20"/>
-            </w:pPr>
             <w:r>
               <w:rPr>
-                <w:sz w:val="19"/>
+                <w:sz w:val="18"/>
+              </w:rPr>
+            </w:r>
+            <w:r>
+              <w:rPr>
+                <w:b w:val="0"/>
+                <w:sz w:val="18"/>
               </w:rPr>
               <w:t>《因缘品 Nidānavaggapāḷi.pdf》</w:t>
             </w:r>
@@ -2136,15 +2286,18 @@
         <w:tc>
           <w:tcPr>
             <w:tcW w:type="dxa" w:w="2409"/>
-            <w:shd w:val="clear" w:color="auto" w:fill="F2F2F2"/>
+            <w:shd w:val="clear" w:fill="F2F5FA"/>
           </w:tcPr>
           <w:p>
-            <w:pPr>
-              <w:spacing w:after="20"/>
-            </w:pPr>
             <w:r>
               <w:rPr>
-                <w:sz w:val="19"/>
+                <w:sz w:val="18"/>
+              </w:rPr>
+            </w:r>
+            <w:r>
+              <w:rPr>
+                <w:b w:val="0"/>
+                <w:sz w:val="18"/>
               </w:rPr>
               <w:t>2</w:t>
             </w:r>
@@ -2153,15 +2306,18 @@
         <w:tc>
           <w:tcPr>
             <w:tcW w:type="dxa" w:w="2409"/>
-            <w:shd w:val="clear" w:color="auto" w:fill="F2F2F2"/>
+            <w:shd w:val="clear" w:fill="F2F5FA"/>
           </w:tcPr>
           <w:p>
-            <w:pPr>
-              <w:spacing w:after="20"/>
-            </w:pPr>
             <w:r>
               <w:rPr>
-                <w:sz w:val="19"/>
+                <w:sz w:val="18"/>
+              </w:rPr>
+            </w:r>
+            <w:r>
+              <w:rPr>
+                <w:b w:val="0"/>
+                <w:sz w:val="18"/>
               </w:rPr>
               <w:t>①《第7讲-摄缘…7-缘起支2（共修版）.pdf》②《第9讲-摄缘…9-缘起支4》（音声版）</w:t>
             </w:r>
@@ -2170,15 +2326,18 @@
         <w:tc>
           <w:tcPr>
             <w:tcW w:type="dxa" w:w="2409"/>
-            <w:shd w:val="clear" w:color="auto" w:fill="F2F2F2"/>
+            <w:shd w:val="clear" w:fill="F2F5FA"/>
           </w:tcPr>
           <w:p>
-            <w:pPr>
-              <w:spacing w:after="20"/>
-            </w:pPr>
             <w:r>
               <w:rPr>
-                <w:sz w:val="19"/>
+                <w:sz w:val="18"/>
+              </w:rPr>
+            </w:r>
+            <w:r>
+              <w:rPr>
+                <w:b w:val="0"/>
+                <w:sz w:val="18"/>
               </w:rPr>
               <w:t>③《突破生命的束缚4》（音声）</w:t>
             </w:r>
@@ -2187,15 +2346,18 @@
         <w:tc>
           <w:tcPr>
             <w:tcW w:type="dxa" w:w="2409"/>
-            <w:shd w:val="clear" w:color="auto" w:fill="F2F2F2"/>
+            <w:shd w:val="clear" w:fill="F2F5FA"/>
           </w:tcPr>
           <w:p>
-            <w:pPr>
-              <w:spacing w:after="20"/>
-            </w:pPr>
             <w:r>
               <w:rPr>
-                <w:sz w:val="19"/>
+                <w:sz w:val="18"/>
+              </w:rPr>
+            </w:r>
+            <w:r>
+              <w:rPr>
+                <w:b w:val="0"/>
+                <w:sz w:val="18"/>
               </w:rPr>
               <w:t>《阿毗达摩概要精解》</w:t>
             </w:r>
@@ -2208,12 +2370,15 @@
             <w:tcW w:type="dxa" w:w="2409"/>
           </w:tcPr>
           <w:p>
-            <w:pPr>
-              <w:spacing w:after="20"/>
-            </w:pPr>
             <w:r>
               <w:rPr>
-                <w:sz w:val="19"/>
+                <w:sz w:val="18"/>
+              </w:rPr>
+            </w:r>
+            <w:r>
+              <w:rPr>
+                <w:b w:val="0"/>
+                <w:sz w:val="18"/>
               </w:rPr>
               <w:t>3</w:t>
             </w:r>
@@ -2224,12 +2389,15 @@
             <w:tcW w:type="dxa" w:w="2409"/>
           </w:tcPr>
           <w:p>
-            <w:pPr>
-              <w:spacing w:after="20"/>
-            </w:pPr>
             <w:r>
               <w:rPr>
-                <w:sz w:val="19"/>
+                <w:sz w:val="18"/>
+              </w:rPr>
+            </w:r>
+            <w:r>
+              <w:rPr>
+                <w:b w:val="0"/>
+                <w:sz w:val="18"/>
               </w:rPr>
               <w:t>①《第66讲-摄缘…行缘识1（共修版）.pdf》②《第67讲-摄缘…行缘识2（共修版）.pdf》</w:t>
             </w:r>
@@ -2240,12 +2408,15 @@
             <w:tcW w:type="dxa" w:w="2409"/>
           </w:tcPr>
           <w:p>
-            <w:pPr>
-              <w:spacing w:after="20"/>
-            </w:pPr>
             <w:r>
               <w:rPr>
-                <w:sz w:val="19"/>
+                <w:sz w:val="18"/>
+              </w:rPr>
+            </w:r>
+            <w:r>
+              <w:rPr>
+                <w:b w:val="0"/>
+                <w:sz w:val="18"/>
               </w:rPr>
               <w:t>③《第68讲-摄缘…行缘识（3）.docx》④《第59讲-摄缘…名色与缘（共修版）.pdf》</w:t>
             </w:r>
@@ -2256,12 +2427,15 @@
             <w:tcW w:type="dxa" w:w="2409"/>
           </w:tcPr>
           <w:p>
-            <w:pPr>
-              <w:spacing w:after="20"/>
-            </w:pPr>
             <w:r>
               <w:rPr>
-                <w:sz w:val="19"/>
+                <w:sz w:val="18"/>
+              </w:rPr>
+            </w:r>
+            <w:r>
+              <w:rPr>
+                <w:b w:val="0"/>
+                <w:sz w:val="18"/>
               </w:rPr>
               <w:t>—</w:t>
             </w:r>
@@ -2272,15 +2446,18 @@
         <w:tc>
           <w:tcPr>
             <w:tcW w:type="dxa" w:w="2409"/>
-            <w:shd w:val="clear" w:color="auto" w:fill="F2F2F2"/>
+            <w:shd w:val="clear" w:fill="F2F5FA"/>
           </w:tcPr>
           <w:p>
-            <w:pPr>
-              <w:spacing w:after="20"/>
-            </w:pPr>
             <w:r>
               <w:rPr>
-                <w:sz w:val="19"/>
+                <w:sz w:val="18"/>
+              </w:rPr>
+            </w:r>
+            <w:r>
+              <w:rPr>
+                <w:b w:val="0"/>
+                <w:sz w:val="18"/>
               </w:rPr>
               <w:t>4</w:t>
             </w:r>
@@ -2289,15 +2466,18 @@
         <w:tc>
           <w:tcPr>
             <w:tcW w:type="dxa" w:w="2409"/>
-            <w:shd w:val="clear" w:color="auto" w:fill="F2F2F2"/>
+            <w:shd w:val="clear" w:fill="F2F5FA"/>
           </w:tcPr>
           <w:p>
-            <w:pPr>
-              <w:spacing w:after="20"/>
-            </w:pPr>
             <w:r>
               <w:rPr>
-                <w:sz w:val="19"/>
+                <w:sz w:val="18"/>
+              </w:rPr>
+            </w:r>
+            <w:r>
+              <w:rPr>
+                <w:b w:val="0"/>
+                <w:sz w:val="18"/>
               </w:rPr>
               <w:t>①《第62讲-摄缘…五门心路&amp;意门心路与无明缘行1（共修版）.pdf》②《第59讲-摄缘…名色与缘》另一版本</w:t>
             </w:r>
@@ -2306,15 +2486,18 @@
         <w:tc>
           <w:tcPr>
             <w:tcW w:type="dxa" w:w="2409"/>
-            <w:shd w:val="clear" w:color="auto" w:fill="F2F2F2"/>
+            <w:shd w:val="clear" w:fill="F2F5FA"/>
           </w:tcPr>
           <w:p>
-            <w:pPr>
-              <w:spacing w:after="20"/>
-            </w:pPr>
             <w:r>
               <w:rPr>
-                <w:sz w:val="19"/>
+                <w:sz w:val="18"/>
+              </w:rPr>
+            </w:r>
+            <w:r>
+              <w:rPr>
+                <w:b w:val="0"/>
+                <w:sz w:val="18"/>
               </w:rPr>
               <w:t>③《阿毗达摩概要精解》（取不同段）</w:t>
             </w:r>
@@ -2323,15 +2506,18 @@
         <w:tc>
           <w:tcPr>
             <w:tcW w:type="dxa" w:w="2409"/>
-            <w:shd w:val="clear" w:color="auto" w:fill="F2F2F2"/>
+            <w:shd w:val="clear" w:fill="F2F5FA"/>
           </w:tcPr>
           <w:p>
-            <w:pPr>
-              <w:spacing w:after="20"/>
-            </w:pPr>
             <w:r>
               <w:rPr>
-                <w:sz w:val="19"/>
+                <w:sz w:val="18"/>
+              </w:rPr>
+            </w:r>
+            <w:r>
+              <w:rPr>
+                <w:b w:val="0"/>
+                <w:sz w:val="18"/>
               </w:rPr>
               <w:t>《界论 Dhātukathāpāḷi.pdf》</w:t>
             </w:r>
@@ -2344,12 +2530,15 @@
             <w:tcW w:type="dxa" w:w="2409"/>
           </w:tcPr>
           <w:p>
-            <w:pPr>
-              <w:spacing w:after="20"/>
-            </w:pPr>
             <w:r>
               <w:rPr>
-                <w:sz w:val="19"/>
+                <w:sz w:val="18"/>
+              </w:rPr>
+            </w:r>
+            <w:r>
+              <w:rPr>
+                <w:b w:val="0"/>
+                <w:sz w:val="18"/>
               </w:rPr>
               <w:t>5</w:t>
             </w:r>
@@ -2360,12 +2549,15 @@
             <w:tcW w:type="dxa" w:w="2409"/>
           </w:tcPr>
           <w:p>
-            <w:pPr>
-              <w:spacing w:after="20"/>
-            </w:pPr>
             <w:r>
               <w:rPr>
-                <w:sz w:val="19"/>
+                <w:sz w:val="18"/>
+              </w:rPr>
+            </w:r>
+            <w:r>
+              <w:rPr>
+                <w:b w:val="0"/>
+                <w:sz w:val="18"/>
               </w:rPr>
               <w:t>①《第77讲-摄缘…受缘爱&amp;爱缘取1.docx》②《第78讲-摄缘…爱缘取2.docx》</w:t>
             </w:r>
@@ -2376,12 +2568,15 @@
             <w:tcW w:type="dxa" w:w="2409"/>
           </w:tcPr>
           <w:p>
-            <w:pPr>
-              <w:spacing w:after="20"/>
-            </w:pPr>
             <w:r>
               <w:rPr>
-                <w:sz w:val="19"/>
+                <w:sz w:val="18"/>
+              </w:rPr>
+            </w:r>
+            <w:r>
+              <w:rPr>
+                <w:b w:val="0"/>
+                <w:sz w:val="18"/>
               </w:rPr>
               <w:t>③《摄缘.pdf》讲义（取"有支"段）</w:t>
             </w:r>
@@ -2392,12 +2587,15 @@
             <w:tcW w:type="dxa" w:w="2409"/>
           </w:tcPr>
           <w:p>
-            <w:pPr>
-              <w:spacing w:after="20"/>
-            </w:pPr>
             <w:r>
               <w:rPr>
-                <w:sz w:val="19"/>
+                <w:sz w:val="18"/>
+              </w:rPr>
+            </w:r>
+            <w:r>
+              <w:rPr>
+                <w:b w:val="0"/>
+                <w:sz w:val="18"/>
               </w:rPr>
               <w:t>《阿毗达摩讲要(下).pdf》（取"有支"段）</w:t>
             </w:r>
@@ -2408,15 +2606,18 @@
         <w:tc>
           <w:tcPr>
             <w:tcW w:type="dxa" w:w="2409"/>
-            <w:shd w:val="clear" w:color="auto" w:fill="F2F2F2"/>
+            <w:shd w:val="clear" w:fill="F2F5FA"/>
           </w:tcPr>
           <w:p>
-            <w:pPr>
-              <w:spacing w:after="20"/>
-            </w:pPr>
             <w:r>
               <w:rPr>
-                <w:sz w:val="19"/>
+                <w:sz w:val="18"/>
+              </w:rPr>
+            </w:r>
+            <w:r>
+              <w:rPr>
+                <w:b w:val="0"/>
+                <w:sz w:val="18"/>
               </w:rPr>
               <w:t>6</w:t>
             </w:r>
@@ -2425,15 +2626,18 @@
         <w:tc>
           <w:tcPr>
             <w:tcW w:type="dxa" w:w="2409"/>
-            <w:shd w:val="clear" w:color="auto" w:fill="F2F2F2"/>
+            <w:shd w:val="clear" w:fill="F2F5FA"/>
           </w:tcPr>
           <w:p>
-            <w:pPr>
-              <w:spacing w:after="20"/>
-            </w:pPr>
             <w:r>
               <w:rPr>
-                <w:sz w:val="19"/>
+                <w:sz w:val="18"/>
+              </w:rPr>
+            </w:r>
+            <w:r>
+              <w:rPr>
+                <w:b w:val="0"/>
+                <w:sz w:val="18"/>
               </w:rPr>
               <w:t>①《第81讲-摄缘…十二缘起的杂论1》（音声）②同讲文字稿（docx）</w:t>
             </w:r>
@@ -2442,15 +2646,18 @@
         <w:tc>
           <w:tcPr>
             <w:tcW w:type="dxa" w:w="2409"/>
-            <w:shd w:val="clear" w:color="auto" w:fill="F2F2F2"/>
+            <w:shd w:val="clear" w:fill="F2F5FA"/>
           </w:tcPr>
           <w:p>
-            <w:pPr>
-              <w:spacing w:after="20"/>
-            </w:pPr>
             <w:r>
               <w:rPr>
-                <w:sz w:val="19"/>
+                <w:sz w:val="18"/>
+              </w:rPr>
+            </w:r>
+            <w:r>
+              <w:rPr>
+                <w:b w:val="0"/>
+                <w:sz w:val="18"/>
               </w:rPr>
               <w:t>③《因缘品 Nidānavaggapāḷi.pdf》（取不同段）</w:t>
             </w:r>
@@ -2459,15 +2666,18 @@
         <w:tc>
           <w:tcPr>
             <w:tcW w:type="dxa" w:w="2409"/>
-            <w:shd w:val="clear" w:color="auto" w:fill="F2F2F2"/>
+            <w:shd w:val="clear" w:fill="F2F5FA"/>
           </w:tcPr>
           <w:p>
-            <w:pPr>
-              <w:spacing w:after="20"/>
-            </w:pPr>
             <w:r>
               <w:rPr>
-                <w:sz w:val="19"/>
+                <w:sz w:val="18"/>
+              </w:rPr>
+            </w:r>
+            <w:r>
+              <w:rPr>
+                <w:b w:val="0"/>
+                <w:sz w:val="18"/>
               </w:rPr>
               <w:t>《阿毗达摩讲要(下).pdf》（取"结生心／五蕴衰变"段）</w:t>
             </w:r>
@@ -2480,12 +2690,15 @@
             <w:tcW w:type="dxa" w:w="2409"/>
           </w:tcPr>
           <w:p>
-            <w:pPr>
-              <w:spacing w:after="20"/>
-            </w:pPr>
             <w:r>
               <w:rPr>
-                <w:sz w:val="19"/>
+                <w:sz w:val="18"/>
+              </w:rPr>
+            </w:r>
+            <w:r>
+              <w:rPr>
+                <w:b w:val="0"/>
+                <w:sz w:val="18"/>
               </w:rPr>
               <w:t>7</w:t>
             </w:r>
@@ -2496,12 +2709,15 @@
             <w:tcW w:type="dxa" w:w="2409"/>
           </w:tcPr>
           <w:p>
-            <w:pPr>
-              <w:spacing w:after="20"/>
-            </w:pPr>
             <w:r>
               <w:rPr>
-                <w:sz w:val="19"/>
+                <w:sz w:val="18"/>
+              </w:rPr>
+            </w:r>
+            <w:r>
+              <w:rPr>
+                <w:b w:val="0"/>
+                <w:sz w:val="18"/>
               </w:rPr>
               <w:t>①《第81讲…杂论1.docx》（取"三世两重／三连接／二十行相"段）②《第82讲…杂论2》（音声）</w:t>
             </w:r>
@@ -2512,12 +2728,15 @@
             <w:tcW w:type="dxa" w:w="2409"/>
           </w:tcPr>
           <w:p>
-            <w:pPr>
-              <w:spacing w:after="20"/>
-            </w:pPr>
             <w:r>
               <w:rPr>
-                <w:sz w:val="19"/>
+                <w:sz w:val="18"/>
+              </w:rPr>
+            </w:r>
+            <w:r>
+              <w:rPr>
+                <w:b w:val="0"/>
+                <w:sz w:val="18"/>
               </w:rPr>
               <w:t>③《第82讲…杂论2.docx》（同讲文字稿）</w:t>
             </w:r>
@@ -2528,12 +2747,15 @@
             <w:tcW w:type="dxa" w:w="2409"/>
           </w:tcPr>
           <w:p>
-            <w:pPr>
-              <w:spacing w:after="20"/>
-            </w:pPr>
             <w:r>
               <w:rPr>
-                <w:sz w:val="19"/>
+                <w:sz w:val="18"/>
+              </w:rPr>
+            </w:r>
+            <w:r>
+              <w:rPr>
+                <w:b w:val="0"/>
+                <w:sz w:val="18"/>
               </w:rPr>
               <w:t>《二阶_摄集_汇总讲义153-196讲》（取"三十七道品总纲"段）</w:t>
             </w:r>
@@ -2544,15 +2766,18 @@
         <w:tc>
           <w:tcPr>
             <w:tcW w:type="dxa" w:w="2409"/>
-            <w:shd w:val="clear" w:color="auto" w:fill="F2F2F2"/>
+            <w:shd w:val="clear" w:fill="F2F5FA"/>
           </w:tcPr>
           <w:p>
-            <w:pPr>
-              <w:spacing w:after="20"/>
-            </w:pPr>
             <w:r>
               <w:rPr>
-                <w:sz w:val="19"/>
+                <w:sz w:val="18"/>
+              </w:rPr>
+            </w:r>
+            <w:r>
+              <w:rPr>
+                <w:b w:val="0"/>
+                <w:sz w:val="18"/>
               </w:rPr>
               <w:t>8</w:t>
             </w:r>
@@ -2561,15 +2786,18 @@
         <w:tc>
           <w:tcPr>
             <w:tcW w:type="dxa" w:w="2409"/>
-            <w:shd w:val="clear" w:color="auto" w:fill="F2F2F2"/>
+            <w:shd w:val="clear" w:fill="F2F5FA"/>
           </w:tcPr>
           <w:p>
-            <w:pPr>
-              <w:spacing w:after="20"/>
-            </w:pPr>
             <w:r>
               <w:rPr>
-                <w:sz w:val="19"/>
+                <w:sz w:val="18"/>
+              </w:rPr>
+            </w:r>
+            <w:r>
+              <w:rPr>
+                <w:b w:val="0"/>
+                <w:sz w:val="18"/>
               </w:rPr>
               <w:t>①《第82讲…杂论2.docx／音声》②《观察缘起-20170401-分享版.pdf》（取"缘起观与解脱"段）</w:t>
             </w:r>
@@ -2578,15 +2806,18 @@
         <w:tc>
           <w:tcPr>
             <w:tcW w:type="dxa" w:w="2409"/>
-            <w:shd w:val="clear" w:color="auto" w:fill="F2F2F2"/>
+            <w:shd w:val="clear" w:fill="F2F5FA"/>
           </w:tcPr>
           <w:p>
-            <w:pPr>
-              <w:spacing w:after="20"/>
-            </w:pPr>
             <w:r>
               <w:rPr>
-                <w:sz w:val="19"/>
+                <w:sz w:val="18"/>
+              </w:rPr>
+            </w:r>
+            <w:r>
+              <w:rPr>
+                <w:b w:val="0"/>
+                <w:sz w:val="18"/>
               </w:rPr>
               <w:t>③《二阶_摄集_汇总讲义153-196讲》（取"八正道实践"段）</w:t>
             </w:r>
@@ -2595,15 +2826,18 @@
         <w:tc>
           <w:tcPr>
             <w:tcW w:type="dxa" w:w="2409"/>
-            <w:shd w:val="clear" w:color="auto" w:fill="F2F2F2"/>
+            <w:shd w:val="clear" w:fill="F2F5FA"/>
           </w:tcPr>
           <w:p>
-            <w:pPr>
-              <w:spacing w:after="20"/>
-            </w:pPr>
             <w:r>
               <w:rPr>
-                <w:sz w:val="19"/>
+                <w:sz w:val="18"/>
+              </w:rPr>
+            </w:r>
+            <w:r>
+              <w:rPr>
+                <w:b w:val="0"/>
+                <w:sz w:val="18"/>
               </w:rPr>
               <w:t>《因缘品复注 Nidānavagga-Ṭīkā.pdf》</w:t>
             </w:r>
@@ -2615,241 +2849,169 @@
       <w:r>
         <w:rPr>
           <w:b/>
-          <w:sz w:val="21"/>
         </w:rPr>
         <w:t>跨周与同讲次拆分说明</w:t>
       </w:r>
       <w:r>
         <w:rPr>
-          <w:sz w:val="21"/>
+          <w:b w:val="0"/>
         </w:rPr>
         <w:t>（同一文件可跨周引用，但按 v2.3 取</w:t>
       </w:r>
       <w:r>
         <w:rPr>
           <w:b/>
-          <w:sz w:val="21"/>
         </w:rPr>
         <w:t>不同段落</w:t>
       </w:r>
       <w:r>
         <w:rPr>
-          <w:sz w:val="21"/>
+          <w:b w:val="0"/>
         </w:rPr>
         <w:t>并各自注明）：</w:t>
       </w:r>
     </w:p>
     <w:p>
       <w:pPr>
-        <w:ind w:left="340"/>
+        <w:pStyle w:val="ListBullet"/>
       </w:pPr>
       <w:r>
         <w:rPr>
-          <w:color w:val="1F3864"/>
-          <w:sz w:val="21"/>
-        </w:rPr>
-        <w:t xml:space="preserve">• </w:t>
-      </w:r>
-      <w:r>
-        <w:rPr>
-          <w:sz w:val="21"/>
+          <w:b w:val="0"/>
         </w:rPr>
         <w:t>《摄缘.pdf》讲义为 W1（十二缘起结构要素段）与 W5（"有"支词义与九类分别段）共用。</w:t>
       </w:r>
     </w:p>
     <w:p>
       <w:pPr>
-        <w:ind w:left="340"/>
+        <w:pStyle w:val="ListBullet"/>
       </w:pPr>
       <w:r>
         <w:rPr>
-          <w:color w:val="1F3864"/>
-          <w:sz w:val="21"/>
-        </w:rPr>
-        <w:t xml:space="preserve">• </w:t>
-      </w:r>
-      <w:r>
-        <w:rPr>
-          <w:sz w:val="21"/>
+          <w:b w:val="0"/>
         </w:rPr>
         <w:t>《观察缘起-20170401-分享版.pdf》为 W1（观察缘起的方法段）与 W8（缘起观与解脱段）共用；且读书会08 W7 曾用同文件取「无明／烦恼轮转」段——本线两处均取</w:t>
       </w:r>
       <w:r>
         <w:rPr>
           <w:b/>
-          <w:sz w:val="21"/>
         </w:rPr>
         <w:t>不同段落</w:t>
       </w:r>
       <w:r>
         <w:rPr>
-          <w:sz w:val="21"/>
+          <w:b w:val="0"/>
         </w:rPr>
         <w:t>并注明。</w:t>
       </w:r>
     </w:p>
     <w:p>
       <w:pPr>
-        <w:ind w:left="340"/>
+        <w:pStyle w:val="ListBullet"/>
       </w:pPr>
       <w:r>
         <w:rPr>
-          <w:color w:val="1F3864"/>
-          <w:sz w:val="21"/>
-        </w:rPr>
-        <w:t xml:space="preserve">• </w:t>
-      </w:r>
-      <w:r>
-        <w:rPr>
-          <w:sz w:val="21"/>
+          <w:b w:val="0"/>
         </w:rPr>
         <w:t>《阿毗达摩概要精解》为 W2（无明心所界定段）与 W4（十二处·十八界·六处触受界定段）共用。</w:t>
       </w:r>
     </w:p>
     <w:p>
       <w:pPr>
-        <w:ind w:left="340"/>
+        <w:pStyle w:val="ListBullet"/>
       </w:pPr>
       <w:r>
         <w:rPr>
-          <w:color w:val="1F3864"/>
-          <w:sz w:val="21"/>
-        </w:rPr>
-        <w:t xml:space="preserve">• </w:t>
-      </w:r>
-      <w:r>
-        <w:rPr>
-          <w:sz w:val="21"/>
+          <w:b w:val="0"/>
         </w:rPr>
         <w:t>《阿毗达摩讲要(下).pdf》为 W5（"有"支论典界定段）与 W6（结生心／五蕴衰变段）共用；且读书会04 W1 曾用同文件取「戒」段——本线取</w:t>
       </w:r>
       <w:r>
         <w:rPr>
           <w:b/>
-          <w:sz w:val="21"/>
         </w:rPr>
         <w:t>不同段落</w:t>
       </w:r>
       <w:r>
         <w:rPr>
-          <w:sz w:val="21"/>
+          <w:b w:val="0"/>
         </w:rPr>
         <w:t>并注明。</w:t>
       </w:r>
     </w:p>
     <w:p>
       <w:pPr>
-        <w:ind w:left="340"/>
+        <w:pStyle w:val="ListBullet"/>
       </w:pPr>
       <w:r>
         <w:rPr>
-          <w:color w:val="1F3864"/>
-          <w:sz w:val="21"/>
-        </w:rPr>
-        <w:t xml:space="preserve">• </w:t>
-      </w:r>
-      <w:r>
-        <w:rPr>
-          <w:sz w:val="21"/>
+          <w:b w:val="0"/>
         </w:rPr>
         <w:t>《因缘品 Nidānavaggapāḷi.pdf》为 W1（延伸）与 W6（生缘老死·苦蕴集灭段）共用。</w:t>
       </w:r>
     </w:p>
     <w:p>
       <w:pPr>
-        <w:ind w:left="340"/>
+        <w:pStyle w:val="ListBullet"/>
       </w:pPr>
       <w:r>
         <w:rPr>
-          <w:color w:val="1F3864"/>
-          <w:sz w:val="21"/>
-        </w:rPr>
-        <w:t xml:space="preserve">• </w:t>
-      </w:r>
-      <w:r>
-        <w:rPr>
-          <w:sz w:val="21"/>
+          <w:b w:val="0"/>
         </w:rPr>
         <w:t>《二阶_摄集_汇总讲义153-196讲》为 W7（三十七道品总纲段）与 W8（八正道实践段）共用；且读书会09 W4 曾用同文件取「道谛／八圣道」段——本线取</w:t>
       </w:r>
       <w:r>
         <w:rPr>
           <w:b/>
-          <w:sz w:val="21"/>
         </w:rPr>
         <w:t>不同段落</w:t>
       </w:r>
       <w:r>
         <w:rPr>
-          <w:sz w:val="21"/>
+          <w:b w:val="0"/>
         </w:rPr>
         <w:t>并注明。</w:t>
       </w:r>
     </w:p>
     <w:p>
       <w:pPr>
-        <w:ind w:left="340"/>
+        <w:pStyle w:val="ListBullet"/>
       </w:pPr>
       <w:r>
         <w:rPr>
-          <w:color w:val="1F3864"/>
-          <w:sz w:val="21"/>
-        </w:rPr>
-        <w:t xml:space="preserve">• </w:t>
-      </w:r>
-      <w:r>
-        <w:rPr>
-          <w:sz w:val="21"/>
+          <w:b w:val="0"/>
         </w:rPr>
         <w:t>第81讲〔音声＋docx〕为 W6（有轮闭环／十二支刹那生灭／十二空段）与 W7（三世两重因果／三连接／二十行相段）共用。</w:t>
       </w:r>
     </w:p>
     <w:p>
       <w:pPr>
-        <w:ind w:left="340"/>
+        <w:pStyle w:val="ListBullet"/>
       </w:pPr>
       <w:r>
         <w:rPr>
-          <w:color w:val="1F3864"/>
-          <w:sz w:val="21"/>
-        </w:rPr>
-        <w:t xml:space="preserve">• </w:t>
-      </w:r>
-      <w:r>
-        <w:rPr>
-          <w:sz w:val="21"/>
+          <w:b w:val="0"/>
         </w:rPr>
         <w:t>第82讲〔音声＋docx〕为 W7（三轮转与三连接段）与 W8（受缘爱下手处段）共用。</w:t>
       </w:r>
     </w:p>
     <w:p>
       <w:pPr>
-        <w:ind w:left="340"/>
+        <w:pStyle w:val="ListBullet"/>
       </w:pPr>
       <w:r>
         <w:rPr>
-          <w:color w:val="1F3864"/>
-          <w:sz w:val="21"/>
-        </w:rPr>
-        <w:t xml:space="preserve">• </w:t>
-      </w:r>
-      <w:r>
-        <w:rPr>
-          <w:sz w:val="21"/>
+          <w:b w:val="0"/>
         </w:rPr>
         <w:t>第59讲《名色与缘》两个版本：W3 取共修版 PDF（名色互依段），W4 取另一版本（名色缘六入段）。</w:t>
       </w:r>
     </w:p>
     <w:p>
-      <w:pPr>
-        <w:spacing w:before="160" w:after="80"/>
-      </w:pPr>
       <w:r>
         <w:rPr>
-          <w:rFonts w:ascii="Microsoft YaHei" w:hAnsi="Microsoft YaHei" w:eastAsia="Microsoft YaHei"/>
           <w:b/>
           <w:color w:val="1F3864"/>
-          <w:sz w:val="28"/>
+          <w:sz w:val="26"/>
         </w:rPr>
         <w:t>七、跨系列边界说明（"本系列为什么讲这个、不讲那个"）</w:t>
       </w:r>
@@ -2857,33 +3019,31 @@
     <w:p>
       <w:r>
         <w:rPr>
-          <w:sz w:val="21"/>
+          <w:b w:val="0"/>
         </w:rPr>
         <w:t>本资料包为「新型读书会·大佛寺（第二轮）」</w:t>
       </w:r>
       <w:r>
         <w:rPr>
           <w:b/>
-          <w:sz w:val="21"/>
         </w:rPr>
         <w:t>20系列读书会中的第11包</w:t>
       </w:r>
       <w:r>
         <w:rPr>
-          <w:sz w:val="21"/>
+          <w:b w:val="0"/>
         </w:rPr>
         <w:t>。为与前后系列不重复、不打架，以下内容</w:t>
       </w:r>
       <w:r>
         <w:rPr>
           <w:b/>
-          <w:sz w:val="21"/>
         </w:rPr>
         <w:t>明确划归邻系列</w:t>
       </w:r>
       <w:r>
         <w:rPr>
-          <w:sz w:val="21"/>
+          <w:b w:val="0"/>
         </w:rPr>
         <w:t>（均已在《_制作蓝图_读书11.md》注明）：</w:t>
       </w:r>
@@ -2892,7 +3052,6 @@
       <w:tblPr>
         <w:tblStyle w:val="TableGrid"/>
         <w:tblW w:type="auto" w:w="0"/>
-        <w:jc w:val="center"/>
         <w:tblLook w:firstColumn="1" w:firstRow="1" w:lastColumn="0" w:lastRow="0" w:noHBand="0" w:noVBand="1" w:val="04A0"/>
       </w:tblPr>
       <w:tblGrid>
@@ -2903,17 +3062,20 @@
         <w:tc>
           <w:tcPr>
             <w:tcW w:type="dxa" w:w="4819"/>
-            <w:shd w:val="clear" w:color="auto" w:fill="1F3864"/>
+            <w:shd w:val="clear" w:fill="1F3864"/>
           </w:tcPr>
           <w:p>
-            <w:pPr>
-              <w:spacing w:after="20"/>
-            </w:pPr>
             <w:r>
               <w:rPr>
-                <w:b/>
                 <w:color w:val="FFFFFF"/>
-                <w:sz w:val="19"/>
+                <w:sz w:val="18"/>
+              </w:rPr>
+            </w:r>
+            <w:r>
+              <w:rPr>
+                <w:b w:val="0"/>
+                <w:color w:val="FFFFFF"/>
+                <w:sz w:val="18"/>
               </w:rPr>
               <w:t>不展开的内容</w:t>
             </w:r>
@@ -2922,17 +3084,20 @@
         <w:tc>
           <w:tcPr>
             <w:tcW w:type="dxa" w:w="4819"/>
-            <w:shd w:val="clear" w:color="auto" w:fill="1F3864"/>
+            <w:shd w:val="clear" w:fill="1F3864"/>
           </w:tcPr>
           <w:p>
-            <w:pPr>
-              <w:spacing w:after="20"/>
-            </w:pPr>
             <w:r>
               <w:rPr>
-                <w:b/>
                 <w:color w:val="FFFFFF"/>
-                <w:sz w:val="19"/>
+                <w:sz w:val="18"/>
+              </w:rPr>
+            </w:r>
+            <w:r>
+              <w:rPr>
+                <w:b w:val="0"/>
+                <w:color w:val="FFFFFF"/>
+                <w:sz w:val="18"/>
               </w:rPr>
               <w:t>归属系列</w:t>
             </w:r>
@@ -2945,12 +3110,15 @@
             <w:tcW w:type="dxa" w:w="4819"/>
           </w:tcPr>
           <w:p>
-            <w:pPr>
-              <w:spacing w:after="20"/>
-            </w:pPr>
             <w:r>
               <w:rPr>
-                <w:sz w:val="19"/>
+                <w:sz w:val="18"/>
+              </w:rPr>
+            </w:r>
+            <w:r>
+              <w:rPr>
+                <w:b w:val="0"/>
+                <w:sz w:val="18"/>
               </w:rPr>
               <w:t>二十四缘／道缘各缘的展开</w:t>
             </w:r>
@@ -2961,19 +3129,22 @@
             <w:tcW w:type="dxa" w:w="4819"/>
           </w:tcPr>
           <w:p>
-            <w:pPr>
-              <w:spacing w:after="20"/>
-            </w:pPr>
+            <w:r>
+              <w:rPr>
+                <w:sz w:val="18"/>
+              </w:rPr>
+            </w:r>
             <w:r>
               <w:rPr>
                 <w:b/>
-                <w:sz w:val="19"/>
+                <w:sz w:val="18"/>
               </w:rPr>
               <w:t>读书会12《缘起深入与二十四缘》</w:t>
             </w:r>
             <w:r>
               <w:rPr>
-                <w:sz w:val="19"/>
+                <w:b w:val="0"/>
+                <w:sz w:val="18"/>
               </w:rPr>
               <w:t>（本系列 W7 只讲三世两重因果与二十行相，W8 只从"受缘爱下手处"讲，均不展开各缘）</w:t>
             </w:r>
@@ -2984,15 +3155,18 @@
         <w:tc>
           <w:tcPr>
             <w:tcW w:type="dxa" w:w="4819"/>
-            <w:shd w:val="clear" w:color="auto" w:fill="F2F2F2"/>
+            <w:shd w:val="clear" w:fill="F2F5FA"/>
           </w:tcPr>
           <w:p>
-            <w:pPr>
-              <w:spacing w:after="20"/>
-            </w:pPr>
             <w:r>
               <w:rPr>
-                <w:sz w:val="19"/>
+                <w:sz w:val="18"/>
+              </w:rPr>
+            </w:r>
+            <w:r>
+              <w:rPr>
+                <w:b w:val="0"/>
+                <w:sz w:val="18"/>
               </w:rPr>
               <w:t>安般十六步、取相与禅相详法</w:t>
             </w:r>
@@ -3001,15 +3175,18 @@
         <w:tc>
           <w:tcPr>
             <w:tcW w:type="dxa" w:w="4819"/>
-            <w:shd w:val="clear" w:color="auto" w:fill="F2F2F2"/>
+            <w:shd w:val="clear" w:fill="F2F5FA"/>
           </w:tcPr>
           <w:p>
-            <w:pPr>
-              <w:spacing w:after="20"/>
-            </w:pPr>
             <w:r>
               <w:rPr>
-                <w:sz w:val="19"/>
+                <w:sz w:val="18"/>
+              </w:rPr>
+            </w:r>
+            <w:r>
+              <w:rPr>
+                <w:b w:val="0"/>
+                <w:sz w:val="18"/>
               </w:rPr>
               <w:t>读书会01《禅修入门与基础》</w:t>
             </w:r>
@@ -3022,12 +3199,15 @@
             <w:tcW w:type="dxa" w:w="4819"/>
           </w:tcPr>
           <w:p>
-            <w:pPr>
-              <w:spacing w:after="20"/>
-            </w:pPr>
             <w:r>
               <w:rPr>
-                <w:sz w:val="19"/>
+                <w:sz w:val="18"/>
+              </w:rPr>
+            </w:r>
+            <w:r>
+              <w:rPr>
+                <w:b w:val="0"/>
+                <w:sz w:val="18"/>
               </w:rPr>
               <w:t>《应作慈爱经》整篇共读</w:t>
             </w:r>
@@ -3038,12 +3218,15 @@
             <w:tcW w:type="dxa" w:w="4819"/>
           </w:tcPr>
           <w:p>
-            <w:pPr>
-              <w:spacing w:after="20"/>
-            </w:pPr>
             <w:r>
               <w:rPr>
-                <w:sz w:val="19"/>
+                <w:sz w:val="18"/>
+              </w:rPr>
+            </w:r>
+            <w:r>
+              <w:rPr>
+                <w:b w:val="0"/>
+                <w:sz w:val="18"/>
               </w:rPr>
               <w:t>读书会02《慈心禅修习》</w:t>
             </w:r>
@@ -3054,15 +3237,18 @@
         <w:tc>
           <w:tcPr>
             <w:tcW w:type="dxa" w:w="4819"/>
-            <w:shd w:val="clear" w:color="auto" w:fill="F2F2F2"/>
+            <w:shd w:val="clear" w:fill="F2F5FA"/>
           </w:tcPr>
           <w:p>
-            <w:pPr>
-              <w:spacing w:after="20"/>
-            </w:pPr>
             <w:r>
               <w:rPr>
-                <w:sz w:val="19"/>
+                <w:sz w:val="18"/>
+              </w:rPr>
+            </w:r>
+            <w:r>
+              <w:rPr>
+                <w:b w:val="0"/>
+                <w:sz w:val="18"/>
               </w:rPr>
               <w:t>四护卫禅实修</w:t>
             </w:r>
@@ -3071,15 +3257,18 @@
         <w:tc>
           <w:tcPr>
             <w:tcW w:type="dxa" w:w="4819"/>
-            <w:shd w:val="clear" w:color="auto" w:fill="F2F2F2"/>
+            <w:shd w:val="clear" w:fill="F2F5FA"/>
           </w:tcPr>
           <w:p>
-            <w:pPr>
-              <w:spacing w:after="20"/>
-            </w:pPr>
             <w:r>
               <w:rPr>
-                <w:sz w:val="19"/>
+                <w:sz w:val="18"/>
+              </w:rPr>
+            </w:r>
+            <w:r>
+              <w:rPr>
+                <w:b w:val="0"/>
+                <w:sz w:val="18"/>
               </w:rPr>
               <w:t>读书会03《四护卫禅实修》</w:t>
             </w:r>
@@ -3092,12 +3281,15 @@
             <w:tcW w:type="dxa" w:w="4819"/>
           </w:tcPr>
           <w:p>
-            <w:pPr>
-              <w:spacing w:after="20"/>
-            </w:pPr>
             <w:r>
               <w:rPr>
-                <w:sz w:val="19"/>
+                <w:sz w:val="18"/>
+              </w:rPr>
+            </w:r>
+            <w:r>
+              <w:rPr>
+                <w:b w:val="0"/>
+                <w:sz w:val="18"/>
               </w:rPr>
               <w:t>戒条开遮持犯</w:t>
             </w:r>
@@ -3108,12 +3300,15 @@
             <w:tcW w:type="dxa" w:w="4819"/>
           </w:tcPr>
           <w:p>
-            <w:pPr>
-              <w:spacing w:after="20"/>
-            </w:pPr>
             <w:r>
               <w:rPr>
-                <w:sz w:val="19"/>
+                <w:sz w:val="18"/>
+              </w:rPr>
+            </w:r>
+            <w:r>
+              <w:rPr>
+                <w:b w:val="0"/>
+                <w:sz w:val="18"/>
               </w:rPr>
               <w:t>读书会04《持戒与戒律生活》</w:t>
             </w:r>
@@ -3124,15 +3319,18 @@
         <w:tc>
           <w:tcPr>
             <w:tcW w:type="dxa" w:w="4819"/>
-            <w:shd w:val="clear" w:color="auto" w:fill="F2F2F2"/>
+            <w:shd w:val="clear" w:fill="F2F5FA"/>
           </w:tcPr>
           <w:p>
-            <w:pPr>
-              <w:spacing w:after="20"/>
-            </w:pPr>
             <w:r>
               <w:rPr>
-                <w:sz w:val="19"/>
+                <w:sz w:val="18"/>
+              </w:rPr>
+            </w:r>
+            <w:r>
+              <w:rPr>
+                <w:b w:val="0"/>
+                <w:sz w:val="18"/>
               </w:rPr>
               <w:t>日常正念正知的生活化展开</w:t>
             </w:r>
@@ -3141,15 +3339,18 @@
         <w:tc>
           <w:tcPr>
             <w:tcW w:type="dxa" w:w="4819"/>
-            <w:shd w:val="clear" w:color="auto" w:fill="F2F2F2"/>
+            <w:shd w:val="clear" w:fill="F2F5FA"/>
           </w:tcPr>
           <w:p>
-            <w:pPr>
-              <w:spacing w:after="20"/>
-            </w:pPr>
             <w:r>
               <w:rPr>
-                <w:sz w:val="19"/>
+                <w:sz w:val="18"/>
+              </w:rPr>
+            </w:r>
+            <w:r>
+              <w:rPr>
+                <w:b w:val="0"/>
+                <w:sz w:val="18"/>
               </w:rPr>
               <w:t>读书会05《日常生活中的正念正知》</w:t>
             </w:r>
@@ -3162,12 +3363,15 @@
             <w:tcW w:type="dxa" w:w="4819"/>
           </w:tcPr>
           <w:p>
-            <w:pPr>
-              <w:spacing w:after="20"/>
-            </w:pPr>
             <w:r>
               <w:rPr>
-                <w:sz w:val="19"/>
+                <w:sz w:val="18"/>
+              </w:rPr>
+            </w:r>
+            <w:r>
+              <w:rPr>
+                <w:b w:val="0"/>
+                <w:sz w:val="18"/>
               </w:rPr>
               <w:t>身念处十随念、威仪路详法</w:t>
             </w:r>
@@ -3178,14 +3382,17 @@
             <w:tcW w:type="dxa" w:w="4819"/>
           </w:tcPr>
           <w:p>
-            <w:pPr>
-              <w:spacing w:after="20"/>
-            </w:pPr>
             <w:r>
               <w:rPr>
-                <w:sz w:val="19"/>
+                <w:sz w:val="18"/>
               </w:rPr>
-              <w:t>读书会06《四念处（一）身念处》</w:t>
+            </w:r>
+            <w:r>
+              <w:rPr>
+                <w:b w:val="0"/>
+                <w:sz w:val="18"/>
+              </w:rPr>
+              <w:t>读书会06《四念处（一）身念处与受念处》</w:t>
             </w:r>
           </w:p>
         </w:tc>
@@ -3194,15 +3401,18 @@
         <w:tc>
           <w:tcPr>
             <w:tcW w:type="dxa" w:w="4819"/>
-            <w:shd w:val="clear" w:color="auto" w:fill="F2F2F2"/>
+            <w:shd w:val="clear" w:fill="F2F5FA"/>
           </w:tcPr>
           <w:p>
-            <w:pPr>
-              <w:spacing w:after="20"/>
-            </w:pPr>
             <w:r>
               <w:rPr>
-                <w:sz w:val="19"/>
+                <w:sz w:val="18"/>
+              </w:rPr>
+            </w:r>
+            <w:r>
+              <w:rPr>
+                <w:b w:val="0"/>
+                <w:sz w:val="18"/>
               </w:rPr>
               <w:t>186–196讲各版本</w:t>
             </w:r>
@@ -3211,15 +3421,18 @@
         <w:tc>
           <w:tcPr>
             <w:tcW w:type="dxa" w:w="4819"/>
-            <w:shd w:val="clear" w:color="auto" w:fill="F2F2F2"/>
+            <w:shd w:val="clear" w:fill="F2F5FA"/>
           </w:tcPr>
           <w:p>
-            <w:pPr>
-              <w:spacing w:after="20"/>
-            </w:pPr>
             <w:r>
               <w:rPr>
-                <w:sz w:val="19"/>
+                <w:sz w:val="18"/>
+              </w:rPr>
+            </w:r>
+            <w:r>
+              <w:rPr>
+                <w:b w:val="0"/>
+                <w:sz w:val="18"/>
               </w:rPr>
               <w:t>读书会07／08（已用）</w:t>
             </w:r>
@@ -3232,12 +3445,15 @@
             <w:tcW w:type="dxa" w:w="4819"/>
           </w:tcPr>
           <w:p>
-            <w:pPr>
-              <w:spacing w:after="20"/>
-            </w:pPr>
             <w:r>
               <w:rPr>
-                <w:sz w:val="19"/>
+                <w:sz w:val="18"/>
+              </w:rPr>
+            </w:r>
+            <w:r>
+              <w:rPr>
+                <w:b w:val="0"/>
+                <w:sz w:val="18"/>
               </w:rPr>
               <w:t>灭谛与道谛整体架构</w:t>
             </w:r>
@@ -3248,12 +3464,15 @@
             <w:tcW w:type="dxa" w:w="4819"/>
           </w:tcPr>
           <w:p>
-            <w:pPr>
-              <w:spacing w:after="20"/>
-            </w:pPr>
             <w:r>
               <w:rPr>
-                <w:sz w:val="19"/>
+                <w:sz w:val="18"/>
+              </w:rPr>
+            </w:r>
+            <w:r>
+              <w:rPr>
+                <w:b w:val="0"/>
+                <w:sz w:val="18"/>
               </w:rPr>
               <w:t>读书会09《四圣谛（二）——灭与道》</w:t>
             </w:r>
@@ -3264,15 +3483,18 @@
         <w:tc>
           <w:tcPr>
             <w:tcW w:type="dxa" w:w="4819"/>
-            <w:shd w:val="clear" w:color="auto" w:fill="F2F2F2"/>
+            <w:shd w:val="clear" w:fill="F2F5FA"/>
           </w:tcPr>
           <w:p>
-            <w:pPr>
-              <w:spacing w:after="20"/>
-            </w:pPr>
             <w:r>
               <w:rPr>
-                <w:sz w:val="19"/>
+                <w:sz w:val="18"/>
+              </w:rPr>
+            </w:r>
+            <w:r>
+              <w:rPr>
+                <w:b w:val="0"/>
+                <w:sz w:val="18"/>
               </w:rPr>
               <w:t>八正道逐支实践</w:t>
             </w:r>
@@ -3281,15 +3503,18 @@
         <w:tc>
           <w:tcPr>
             <w:tcW w:type="dxa" w:w="4819"/>
-            <w:shd w:val="clear" w:color="auto" w:fill="F2F2F2"/>
+            <w:shd w:val="clear" w:fill="F2F5FA"/>
           </w:tcPr>
           <w:p>
-            <w:pPr>
-              <w:spacing w:after="20"/>
-            </w:pPr>
             <w:r>
               <w:rPr>
-                <w:sz w:val="19"/>
+                <w:sz w:val="18"/>
+              </w:rPr>
+            </w:r>
+            <w:r>
+              <w:rPr>
+                <w:b w:val="0"/>
+                <w:sz w:val="18"/>
               </w:rPr>
               <w:t>读书会10《八正道实践》</w:t>
             </w:r>
@@ -3298,308 +3523,218 @@
       </w:tr>
     </w:tbl>
     <w:p>
-      <w:pPr>
-        <w:spacing w:before="160" w:after="80"/>
-      </w:pPr>
       <w:r>
         <w:rPr>
-          <w:rFonts w:ascii="Microsoft YaHei" w:hAnsi="Microsoft YaHei" w:eastAsia="Microsoft YaHei"/>
           <w:b/>
           <w:color w:val="1F3864"/>
-          <w:sz w:val="28"/>
+          <w:sz w:val="26"/>
         </w:rPr>
         <w:t>八、心理安全要点索引（本系列重点周）</w:t>
       </w:r>
     </w:p>
     <w:p>
       <w:pPr>
-        <w:ind w:left="340"/>
+        <w:pStyle w:val="ListBullet"/>
       </w:pPr>
       <w:r>
         <w:rPr>
-          <w:color w:val="1F3864"/>
-          <w:sz w:val="21"/>
-        </w:rPr>
-        <w:t xml:space="preserve">• </w:t>
-      </w:r>
-      <w:r>
-        <w:rPr>
           <w:b/>
-          <w:sz w:val="21"/>
         </w:rPr>
         <w:t>W2（无明）</w:t>
       </w:r>
       <w:r>
         <w:rPr>
-          <w:sz w:val="21"/>
+          <w:b w:val="0"/>
         </w:rPr>
         <w:t>：讲"无明／愚痴"勿作道德贬损，强调"无明＝对真相的不知"，非人格缺陷；引导对己柔和。</w:t>
       </w:r>
     </w:p>
     <w:p>
       <w:pPr>
-        <w:ind w:left="340"/>
+        <w:pStyle w:val="ListBullet"/>
       </w:pPr>
       <w:r>
         <w:rPr>
-          <w:color w:val="1F3864"/>
-          <w:sz w:val="21"/>
-        </w:rPr>
-        <w:t xml:space="preserve">• </w:t>
-      </w:r>
-      <w:r>
-        <w:rPr>
           <w:b/>
-          <w:sz w:val="21"/>
         </w:rPr>
         <w:t>W5（爱、取）</w:t>
       </w:r>
       <w:r>
         <w:rPr>
-          <w:sz w:val="21"/>
+          <w:b w:val="0"/>
         </w:rPr>
         <w:t>：讲渴爱、执取易引发自我批判，须说明"看清机制即修行起点"，避免学员陷入悔恨；涉及个人隐私分享时主持人守边界。</w:t>
       </w:r>
     </w:p>
     <w:p>
       <w:pPr>
-        <w:ind w:left="340"/>
+        <w:pStyle w:val="ListBullet"/>
       </w:pPr>
       <w:r>
         <w:rPr>
-          <w:color w:val="1F3864"/>
-          <w:sz w:val="21"/>
-        </w:rPr>
-        <w:t xml:space="preserve">• </w:t>
-      </w:r>
-      <w:r>
-        <w:rPr>
           <w:b/>
-          <w:sz w:val="21"/>
         </w:rPr>
         <w:t>W8（老死、解脱）</w:t>
       </w:r>
       <w:r>
         <w:rPr>
-          <w:sz w:val="21"/>
+          <w:b w:val="0"/>
         </w:rPr>
         <w:t>：涉及"老死、衰变"易引发生死焦虑与哀伤，须课前提示、允许沉默与不分享，收尾回到"当下可操作的受缘爱下手处"，避免一味沉重。</w:t>
       </w:r>
     </w:p>
     <w:p>
       <w:pPr>
-        <w:ind w:left="340"/>
+        <w:pStyle w:val="ListBullet"/>
       </w:pPr>
       <w:r>
         <w:rPr>
-          <w:color w:val="1F3864"/>
-          <w:sz w:val="21"/>
-        </w:rPr>
-        <w:t xml:space="preserve">• </w:t>
-      </w:r>
-      <w:r>
-        <w:rPr>
           <w:b/>
-          <w:sz w:val="21"/>
         </w:rPr>
         <w:t>全系列通用</w:t>
       </w:r>
       <w:r>
         <w:rPr>
-          <w:sz w:val="21"/>
+          <w:b w:val="0"/>
         </w:rPr>
         <w:t>：凡有人说"我业障重""我这辈子完了"，温和拉回"果报如此，速行可变"；不评判他人的修行境界或经历对错；涉及个人重大变故只陪伴、不替人分析因果。</w:t>
       </w:r>
     </w:p>
     <w:p>
-      <w:pPr>
-        <w:spacing w:before="160" w:after="80"/>
-      </w:pPr>
       <w:r>
         <w:rPr>
-          <w:rFonts w:ascii="Microsoft YaHei" w:hAnsi="Microsoft YaHei" w:eastAsia="Microsoft YaHei"/>
           <w:b/>
           <w:color w:val="1F3864"/>
-          <w:sz w:val="28"/>
+          <w:sz w:val="26"/>
         </w:rPr>
         <w:t>九、常见问题（FAQ）</w:t>
       </w:r>
     </w:p>
     <w:p>
       <w:pPr>
-        <w:ind w:left="340"/>
+        <w:pStyle w:val="ListBullet"/>
       </w:pPr>
       <w:r>
         <w:rPr>
-          <w:color w:val="1F3864"/>
-          <w:sz w:val="21"/>
-        </w:rPr>
-        <w:t xml:space="preserve">• </w:t>
-      </w:r>
-      <w:r>
-        <w:rPr>
           <w:b/>
-          <w:sz w:val="21"/>
         </w:rPr>
         <w:t>我不会阿毗达摩，能带吗？</w:t>
       </w:r>
       <w:r>
         <w:rPr>
-          <w:sz w:val="21"/>
+          <w:b w:val="0"/>
         </w:rPr>
         <w:t xml:space="preserve"> 能。你的职责是守流程、让原文说话，不解释法义。</w:t>
       </w:r>
     </w:p>
     <w:p>
       <w:pPr>
-        <w:ind w:left="340"/>
+        <w:pStyle w:val="ListBullet"/>
       </w:pPr>
       <w:r>
         <w:rPr>
-          <w:color w:val="1F3864"/>
-          <w:sz w:val="21"/>
-        </w:rPr>
-        <w:t xml:space="preserve">• </w:t>
-      </w:r>
-      <w:r>
-        <w:rPr>
           <w:b/>
-          <w:sz w:val="21"/>
         </w:rPr>
         <w:t>有人问"十二缘起到底从哪一支开始？"</w:t>
       </w:r>
       <w:r>
         <w:rPr>
-          <w:sz w:val="21"/>
+          <w:b w:val="0"/>
         </w:rPr>
         <w:t xml:space="preserve"> 照原文：无明为首，但</w:t>
       </w:r>
       <w:r>
         <w:rPr>
           <w:b/>
-          <w:sz w:val="21"/>
         </w:rPr>
         <w:t>无明不是"第一因"</w:t>
       </w:r>
       <w:r>
         <w:rPr>
-          <w:sz w:val="21"/>
+          <w:b w:val="0"/>
         </w:rPr>
         <w:t>（W6 会读到"轮回是不知开始的闭环"）。可以答："我们跟着原文读到哪儿算哪儿。"</w:t>
       </w:r>
     </w:p>
     <w:p>
       <w:pPr>
-        <w:ind w:left="340"/>
+        <w:pStyle w:val="ListBullet"/>
       </w:pPr>
       <w:r>
         <w:rPr>
-          <w:color w:val="1F3864"/>
-          <w:sz w:val="21"/>
-        </w:rPr>
-        <w:t xml:space="preserve">• </w:t>
-      </w:r>
-      <w:r>
-        <w:rPr>
           <w:b/>
-          <w:sz w:val="21"/>
         </w:rPr>
         <w:t>有人把"无明／爱取"往自己身上扣、越听越自责怎么办？</w:t>
       </w:r>
       <w:r>
         <w:rPr>
-          <w:sz w:val="21"/>
+          <w:b w:val="0"/>
         </w:rPr>
         <w:t xml:space="preserve"> 立即定调："缘起是观察，不是定罪。"必要时转到"受缘爱下手处"（W8）——看清机制就是修行起点。</w:t>
       </w:r>
     </w:p>
     <w:p>
       <w:pPr>
-        <w:ind w:left="340"/>
+        <w:pStyle w:val="ListBullet"/>
       </w:pPr>
       <w:r>
         <w:rPr>
-          <w:color w:val="1F3864"/>
-          <w:sz w:val="21"/>
-        </w:rPr>
-        <w:t xml:space="preserve">• </w:t>
-      </w:r>
-      <w:r>
-        <w:rPr>
           <w:b/>
-          <w:sz w:val="21"/>
         </w:rPr>
         <w:t>某段读不完怎么办？</w:t>
       </w:r>
       <w:r>
         <w:rPr>
-          <w:sz w:val="21"/>
+          <w:b w:val="0"/>
         </w:rPr>
         <w:t xml:space="preserve"> 时间不够只读★段＋讨论问题①；◈扩展段与扩展内容包留待富余时。</w:t>
       </w:r>
     </w:p>
     <w:p>
       <w:pPr>
-        <w:ind w:left="340"/>
+        <w:pStyle w:val="ListBullet"/>
       </w:pPr>
       <w:r>
         <w:rPr>
-          <w:color w:val="1F3864"/>
-          <w:sz w:val="21"/>
-        </w:rPr>
-        <w:t xml:space="preserve">• </w:t>
-      </w:r>
-      <w:r>
-        <w:rPr>
           <w:b/>
-          <w:sz w:val="21"/>
         </w:rPr>
         <w:t>学员只想自学、不来现场？</w:t>
       </w:r>
       <w:r>
         <w:rPr>
-          <w:sz w:val="21"/>
+          <w:b w:val="0"/>
         </w:rPr>
         <w:t xml:space="preserve"> 直接读当周"学员版"；要核出处翻《原文全集》，每块都标了材料标题、类型与完整 media_id。</w:t>
       </w:r>
     </w:p>
     <w:p>
       <w:pPr>
-        <w:ind w:left="340"/>
+        <w:pStyle w:val="ListBullet"/>
       </w:pPr>
       <w:r>
         <w:rPr>
-          <w:color w:val="1F3864"/>
-          <w:sz w:val="21"/>
-        </w:rPr>
-        <w:t xml:space="preserve">• </w:t>
-      </w:r>
-      <w:r>
-        <w:rPr>
           <w:b/>
-          <w:sz w:val="21"/>
         </w:rPr>
         <w:t>想核对某段原文来自哪份材料？</w:t>
       </w:r>
       <w:r>
         <w:rPr>
-          <w:sz w:val="21"/>
+          <w:b w:val="0"/>
         </w:rPr>
         <w:t xml:space="preserve"> 翻《原文全集》按周查找，或按 media_id 在 ima 知识库内检索。</w:t>
       </w:r>
     </w:p>
     <w:p>
       <w:pPr>
-        <w:spacing w:before="40" w:after="80"/>
-        <w:ind w:left="283"/>
-        <w:shd w:val="clear" w:color="auto" w:fill="EEF2F8"/>
+        <w:ind w:left="170"/>
         <w:pBdr>
-          <w:left w:val="single" w:sz="20" w:space="6" w:color="1F3864"/>
+          <w:left w:val="single" w:sz="18" w:space="4" w:color="1F3864"/>
         </w:pBdr>
+        <w:shd w:val="clear" w:fill="F2F5FA"/>
       </w:pPr>
       <w:r>
         <w:rPr>
-          <w:sz w:val="20"/>
+          <w:b w:val="0"/>
         </w:rPr>
         <w:t>📅 本指南与《README_资料包说明》《原文全集》《更新日志_CHANGELOG》及各周双版本文档同批制作，时间戳 2026-09-12。Sādhu！Sādhu！Sādhu！</w:t>
       </w:r>
@@ -3623,7 +3758,11 @@
       <w:pStyle w:val="Footer"/>
       <w:jc w:val="center"/>
     </w:pPr>
-    <w:fldSimple w:instr="PAGE"/>
+    <w:r>
+      <w:fldChar w:fldCharType="begin"/>
+      <w:instrText xml:space="preserve">PAGE</w:instrText>
+      <w:fldChar w:fldCharType="end"/>
+    </w:r>
   </w:p>
 </w:ftr>
 </file>
@@ -3637,10 +3776,10 @@
     </w:pPr>
     <w:r>
       <w:rPr>
-        <w:color w:val="808080"/>
+        <w:color w:val="1F3864"/>
         <w:sz w:val="16"/>
       </w:rPr>
-      <w:t>读书会11·主持人总指南（朗读优化版）</w:t>
+      <w:t>读书会11 · 主持人总指南 · 朗读优化版（8周版）</w:t>
     </w:r>
   </w:p>
 </w:hdr>
@@ -4009,11 +4148,8 @@
     <w:name w:val="Normal"/>
     <w:qFormat/>
     <w:rsid w:val="00FC693F"/>
-    <w:pPr>
-      <w:spacing w:line="324" w:lineRule="auto" w:after="60"/>
-    </w:pPr>
     <w:rPr>
-      <w:rFonts w:ascii="Microsoft YaHei" w:hAnsi="Microsoft YaHei" w:eastAsia="Microsoft YaHei"/>
+      <w:rFonts w:ascii="等线" w:hAnsi="等线" w:eastAsia="宋体"/>
       <w:sz w:val="21"/>
     </w:rPr>
   </w:style>
